--- a/tmp/法释1.docx
+++ b/tmp/法释1.docx
@@ -145,7 +145,6 @@
           <w:spacing w:val="0"/>
           <w:sz w:val="22"/>
           <w:szCs w:val="22"/>
-          <w:bdr w:val="none" w:color="auto" w:sz="0" w:space="0"/>
           <w:shd w:val="clear" w:fill="FFFFFF"/>
         </w:rPr>
         <w:t>法释〔2020〕22号</w:t>
@@ -190,7 +189,6 @@
           <w:spacing w:val="0"/>
           <w:sz w:val="22"/>
           <w:szCs w:val="22"/>
-          <w:bdr w:val="none" w:color="auto" w:sz="0" w:space="0"/>
           <w:shd w:val="clear" w:fill="FFFFFF"/>
         </w:rPr>
         <w:t>最高人民法院关于适用</w:t>
@@ -235,7 +233,6 @@
           <w:spacing w:val="0"/>
           <w:sz w:val="22"/>
           <w:szCs w:val="22"/>
-          <w:bdr w:val="none" w:color="auto" w:sz="0" w:space="0"/>
           <w:shd w:val="clear" w:fill="FFFFFF"/>
         </w:rPr>
         <w:t>《中华人民共和国民法典》婚姻家庭编的解释（一）</w:t>
@@ -279,7 +276,6 @@
           <w:spacing w:val="0"/>
           <w:sz w:val="22"/>
           <w:szCs w:val="22"/>
-          <w:bdr w:val="none" w:color="auto" w:sz="0" w:space="0"/>
           <w:shd w:val="clear" w:fill="FFFFFF"/>
         </w:rPr>
         <w:t>（2020年12月25日最高人民法院审判委员会</w:t>
@@ -323,7 +319,6 @@
           <w:spacing w:val="0"/>
           <w:sz w:val="22"/>
           <w:szCs w:val="22"/>
-          <w:bdr w:val="none" w:color="auto" w:sz="0" w:space="0"/>
           <w:shd w:val="clear" w:fill="FFFFFF"/>
         </w:rPr>
         <w:t>第1825次会议通过，自2021年1月1日起施行）</w:t>
@@ -366,7 +361,6 @@
           <w:spacing w:val="0"/>
           <w:sz w:val="18"/>
           <w:szCs w:val="18"/>
-          <w:bdr w:val="none" w:color="auto" w:sz="0" w:space="0"/>
           <w:shd w:val="clear" w:fill="FFFFFF"/>
         </w:rPr>
         <w:t>为正确审理婚姻家庭纠纷案件，根据《中华人民共和国民法典》《中华人民共和国民事诉讼法》等相关法律规定，结合审判实践，制定本解释。</w:t>
@@ -410,7 +404,6 @@
           <w:spacing w:val="0"/>
           <w:sz w:val="18"/>
           <w:szCs w:val="18"/>
-          <w:bdr w:val="none" w:color="auto" w:sz="0" w:space="0"/>
           <w:shd w:val="clear" w:fill="FFFFFF"/>
         </w:rPr>
         <w:t>　　一、一般规定</w:t>
@@ -453,7 +446,6 @@
           <w:spacing w:val="0"/>
           <w:sz w:val="18"/>
           <w:szCs w:val="18"/>
-          <w:bdr w:val="none" w:color="auto" w:sz="0" w:space="0"/>
           <w:shd w:val="clear" w:fill="FFFFFF"/>
         </w:rPr>
         <w:t>　　第一条持续性、经常性的家庭暴力，可以认定为民法典第一千零四十二条、第一千零七十九条、第一千零九十一条所称的“虐待”。</w:t>
@@ -496,7 +488,6 @@
           <w:spacing w:val="0"/>
           <w:sz w:val="18"/>
           <w:szCs w:val="18"/>
-          <w:bdr w:val="none" w:color="auto" w:sz="0" w:space="0"/>
           <w:shd w:val="clear" w:fill="FFFFFF"/>
         </w:rPr>
         <w:t>　　第二条民法典第一千零四十二条、第一千零七十九条、第一千零九十一条规定的“与他人同居”的情形，是指有配偶者与婚外异性，不以夫妻名义，持续、稳定地共同居住。</w:t>
@@ -539,7 +530,6 @@
           <w:spacing w:val="0"/>
           <w:sz w:val="18"/>
           <w:szCs w:val="18"/>
-          <w:bdr w:val="none" w:color="auto" w:sz="0" w:space="0"/>
           <w:shd w:val="clear" w:fill="FFFFFF"/>
         </w:rPr>
         <w:t>　　第三条当事人提起诉讼仅请求解除同居关系的，人民法院不予受理；已经受理的，裁定驳回起诉。</w:t>
@@ -582,7 +572,6 @@
           <w:spacing w:val="0"/>
           <w:sz w:val="18"/>
           <w:szCs w:val="18"/>
-          <w:bdr w:val="none" w:color="auto" w:sz="0" w:space="0"/>
           <w:shd w:val="clear" w:fill="FFFFFF"/>
         </w:rPr>
         <w:t>　　当事人因同居期间财产分割或者子女抚养纠纷提起诉讼的，人民法院应当受理。</w:t>
@@ -625,7 +614,6 @@
           <w:spacing w:val="0"/>
           <w:sz w:val="18"/>
           <w:szCs w:val="18"/>
-          <w:bdr w:val="none" w:color="auto" w:sz="0" w:space="0"/>
           <w:shd w:val="clear" w:fill="FFFFFF"/>
         </w:rPr>
         <w:t>　　第四条当事人仅以民法典第一千零四十三条为依据提起诉讼的，人民法院不予受理；已经受理的，裁定驳回起诉。</w:t>
@@ -656,62 +644,78 @@
           <w:spacing w:val="0"/>
           <w:sz w:val="18"/>
           <w:szCs w:val="18"/>
-        </w:rPr>
-      </w:pPr>
-      <w:r>
-        <w:rPr>
-          <w:rFonts w:hint="default" w:ascii="Arial" w:hAnsi="Arial" w:eastAsia="Arial" w:cs="Arial"/>
-          <w:i w:val="0"/>
-          <w:iCs w:val="0"/>
-          <w:caps w:val="0"/>
-          <w:color w:val="2F2F2F"/>
-          <w:spacing w:val="0"/>
-          <w:sz w:val="18"/>
-          <w:szCs w:val="18"/>
-          <w:bdr w:val="none" w:color="auto" w:sz="0" w:space="0"/>
-          <w:shd w:val="clear" w:fill="FFFFFF"/>
-        </w:rPr>
-        <w:t>　　第五条当事人请求返还按照习俗给付的彩礼的，如果查明属于以下情形，人民法院应当予以支持：</w:t>
-      </w:r>
-    </w:p>
-    <w:p>
-      <w:pPr>
-        <w:pStyle w:val="2"/>
-        <w:keepNext w:val="0"/>
-        <w:keepLines w:val="0"/>
-        <w:widowControl/>
-        <w:suppressLineNumbers w:val="0"/>
-        <w:pBdr>
-          <w:top w:val="none" w:color="auto" w:sz="0" w:space="0"/>
-          <w:left w:val="none" w:color="auto" w:sz="0" w:space="0"/>
-          <w:bottom w:val="none" w:color="auto" w:sz="0" w:space="0"/>
-          <w:right w:val="none" w:color="auto" w:sz="0" w:space="0"/>
-        </w:pBdr>
-        <w:shd w:val="clear" w:fill="FFFFFF"/>
-        <w:spacing w:before="0" w:beforeAutospacing="0" w:after="200" w:afterAutospacing="0"/>
-        <w:ind w:left="0" w:right="0" w:firstLine="0"/>
-        <w:rPr>
-          <w:rFonts w:hint="default" w:ascii="Arial" w:hAnsi="Arial" w:eastAsia="Arial" w:cs="Arial"/>
-          <w:i w:val="0"/>
-          <w:iCs w:val="0"/>
-          <w:caps w:val="0"/>
-          <w:color w:val="2F2F2F"/>
-          <w:spacing w:val="0"/>
-          <w:sz w:val="18"/>
-          <w:szCs w:val="18"/>
-        </w:rPr>
-      </w:pPr>
-      <w:r>
-        <w:rPr>
-          <w:rFonts w:hint="default" w:ascii="Arial" w:hAnsi="Arial" w:eastAsia="Arial" w:cs="Arial"/>
-          <w:i w:val="0"/>
-          <w:iCs w:val="0"/>
-          <w:caps w:val="0"/>
-          <w:color w:val="2F2F2F"/>
-          <w:spacing w:val="0"/>
-          <w:sz w:val="18"/>
-          <w:szCs w:val="18"/>
-          <w:bdr w:val="none" w:color="auto" w:sz="0" w:space="0"/>
+          <w:highlight w:val="lightGray"/>
+        </w:rPr>
+      </w:pPr>
+      <w:r>
+        <w:rPr>
+          <w:rFonts w:hint="default" w:ascii="Arial" w:hAnsi="Arial" w:eastAsia="Arial" w:cs="Arial"/>
+          <w:i w:val="0"/>
+          <w:iCs w:val="0"/>
+          <w:caps w:val="0"/>
+          <w:color w:val="2F2F2F"/>
+          <w:spacing w:val="0"/>
+          <w:sz w:val="18"/>
+          <w:szCs w:val="18"/>
+          <w:shd w:val="clear" w:fill="FFFFFF"/>
+        </w:rPr>
+        <w:t>　　</w:t>
+      </w:r>
+      <w:r>
+        <w:rPr>
+          <w:rFonts w:hint="default" w:ascii="Arial" w:hAnsi="Arial" w:eastAsia="Arial" w:cs="Arial"/>
+          <w:i w:val="0"/>
+          <w:iCs w:val="0"/>
+          <w:caps w:val="0"/>
+          <w:color w:val="2F2F2F"/>
+          <w:spacing w:val="0"/>
+          <w:sz w:val="18"/>
+          <w:szCs w:val="18"/>
+          <w:highlight w:val="lightGray"/>
+          <w:shd w:val="clear" w:fill="FFFFFF"/>
+        </w:rPr>
+        <w:t>第五条当事人请求返还按照习俗给付的彩礼的，如果查明属于以下情形，人民法院应当予以支持：</w:t>
+      </w:r>
+    </w:p>
+    <w:p>
+      <w:pPr>
+        <w:pStyle w:val="2"/>
+        <w:keepNext w:val="0"/>
+        <w:keepLines w:val="0"/>
+        <w:widowControl/>
+        <w:suppressLineNumbers w:val="0"/>
+        <w:pBdr>
+          <w:top w:val="none" w:color="auto" w:sz="0" w:space="0"/>
+          <w:left w:val="none" w:color="auto" w:sz="0" w:space="0"/>
+          <w:bottom w:val="none" w:color="auto" w:sz="0" w:space="0"/>
+          <w:right w:val="none" w:color="auto" w:sz="0" w:space="0"/>
+        </w:pBdr>
+        <w:shd w:val="clear" w:fill="FFFFFF"/>
+        <w:spacing w:before="0" w:beforeAutospacing="0" w:after="200" w:afterAutospacing="0"/>
+        <w:ind w:left="0" w:right="0" w:firstLine="0"/>
+        <w:rPr>
+          <w:rFonts w:hint="default" w:ascii="Arial" w:hAnsi="Arial" w:eastAsia="Arial" w:cs="Arial"/>
+          <w:i w:val="0"/>
+          <w:iCs w:val="0"/>
+          <w:caps w:val="0"/>
+          <w:color w:val="2F2F2F"/>
+          <w:spacing w:val="0"/>
+          <w:sz w:val="18"/>
+          <w:szCs w:val="18"/>
+          <w:highlight w:val="lightGray"/>
+        </w:rPr>
+      </w:pPr>
+      <w:r>
+        <w:rPr>
+          <w:rFonts w:hint="default" w:ascii="Arial" w:hAnsi="Arial" w:eastAsia="Arial" w:cs="Arial"/>
+          <w:i w:val="0"/>
+          <w:iCs w:val="0"/>
+          <w:caps w:val="0"/>
+          <w:color w:val="2F2F2F"/>
+          <w:spacing w:val="0"/>
+          <w:sz w:val="18"/>
+          <w:szCs w:val="18"/>
+          <w:highlight w:val="lightGray"/>
           <w:shd w:val="clear" w:fill="FFFFFF"/>
         </w:rPr>
         <w:t>　　（一）双方未办理结婚登记手续；</w:t>
@@ -742,19 +746,20 @@
           <w:spacing w:val="0"/>
           <w:sz w:val="18"/>
           <w:szCs w:val="18"/>
-        </w:rPr>
-      </w:pPr>
-      <w:r>
-        <w:rPr>
-          <w:rFonts w:hint="default" w:ascii="Arial" w:hAnsi="Arial" w:eastAsia="Arial" w:cs="Arial"/>
-          <w:i w:val="0"/>
-          <w:iCs w:val="0"/>
-          <w:caps w:val="0"/>
-          <w:color w:val="2F2F2F"/>
-          <w:spacing w:val="0"/>
-          <w:sz w:val="18"/>
-          <w:szCs w:val="18"/>
-          <w:bdr w:val="none" w:color="auto" w:sz="0" w:space="0"/>
+          <w:highlight w:val="lightGray"/>
+        </w:rPr>
+      </w:pPr>
+      <w:r>
+        <w:rPr>
+          <w:rFonts w:hint="default" w:ascii="Arial" w:hAnsi="Arial" w:eastAsia="Arial" w:cs="Arial"/>
+          <w:i w:val="0"/>
+          <w:iCs w:val="0"/>
+          <w:caps w:val="0"/>
+          <w:color w:val="2F2F2F"/>
+          <w:spacing w:val="0"/>
+          <w:sz w:val="18"/>
+          <w:szCs w:val="18"/>
+          <w:highlight w:val="lightGray"/>
           <w:shd w:val="clear" w:fill="FFFFFF"/>
         </w:rPr>
         <w:t>　　（二）双方办理结婚登记手续但确未共同生活；</w:t>
@@ -785,19 +790,20 @@
           <w:spacing w:val="0"/>
           <w:sz w:val="18"/>
           <w:szCs w:val="18"/>
-        </w:rPr>
-      </w:pPr>
-      <w:r>
-        <w:rPr>
-          <w:rFonts w:hint="default" w:ascii="Arial" w:hAnsi="Arial" w:eastAsia="Arial" w:cs="Arial"/>
-          <w:i w:val="0"/>
-          <w:iCs w:val="0"/>
-          <w:caps w:val="0"/>
-          <w:color w:val="2F2F2F"/>
-          <w:spacing w:val="0"/>
-          <w:sz w:val="18"/>
-          <w:szCs w:val="18"/>
-          <w:bdr w:val="none" w:color="auto" w:sz="0" w:space="0"/>
+          <w:highlight w:val="lightGray"/>
+        </w:rPr>
+      </w:pPr>
+      <w:r>
+        <w:rPr>
+          <w:rFonts w:hint="default" w:ascii="Arial" w:hAnsi="Arial" w:eastAsia="Arial" w:cs="Arial"/>
+          <w:i w:val="0"/>
+          <w:iCs w:val="0"/>
+          <w:caps w:val="0"/>
+          <w:color w:val="2F2F2F"/>
+          <w:spacing w:val="0"/>
+          <w:sz w:val="18"/>
+          <w:szCs w:val="18"/>
+          <w:highlight w:val="lightGray"/>
           <w:shd w:val="clear" w:fill="FFFFFF"/>
         </w:rPr>
         <w:t>　　（三）婚前给付并导致给付人生活困难。</w:t>
@@ -840,7 +846,7 @@
           <w:spacing w:val="0"/>
           <w:sz w:val="18"/>
           <w:szCs w:val="18"/>
-          <w:bdr w:val="none" w:color="auto" w:sz="0" w:space="0"/>
+          <w:highlight w:val="lightGray"/>
           <w:shd w:val="clear" w:fill="FFFFFF"/>
         </w:rPr>
         <w:t>　　适用前款第二项、第三项的规定，应当以双方离婚为条件。</w:t>
@@ -884,7 +890,6 @@
           <w:spacing w:val="0"/>
           <w:sz w:val="18"/>
           <w:szCs w:val="18"/>
-          <w:bdr w:val="none" w:color="auto" w:sz="0" w:space="0"/>
           <w:shd w:val="clear" w:fill="FFFFFF"/>
         </w:rPr>
         <w:t>　　二、结婚</w:t>
@@ -927,7 +932,6 @@
           <w:spacing w:val="0"/>
           <w:sz w:val="18"/>
           <w:szCs w:val="18"/>
-          <w:bdr w:val="none" w:color="auto" w:sz="0" w:space="0"/>
           <w:shd w:val="clear" w:fill="FFFFFF"/>
         </w:rPr>
         <w:t>　　第六条男女双方依据民法典第一千零四十九条规定补办结婚登记的，婚姻关系的效力从双方均符合民法典所规定的结婚的实质要件时起算。</w:t>
@@ -970,7 +974,6 @@
           <w:spacing w:val="0"/>
           <w:sz w:val="18"/>
           <w:szCs w:val="18"/>
-          <w:bdr w:val="none" w:color="auto" w:sz="0" w:space="0"/>
           <w:shd w:val="clear" w:fill="FFFFFF"/>
         </w:rPr>
         <w:t>　　第七条未依据民法典第一千零四十九条规定办理结婚登记而以夫妻名义共同生活的男女，提起诉讼要求离婚的，应当区别对待：</w:t>
@@ -1013,7 +1016,6 @@
           <w:spacing w:val="0"/>
           <w:sz w:val="18"/>
           <w:szCs w:val="18"/>
-          <w:bdr w:val="none" w:color="auto" w:sz="0" w:space="0"/>
           <w:shd w:val="clear" w:fill="FFFFFF"/>
         </w:rPr>
         <w:t>　　（一）1994年2月1日民政部《婚姻登记管理条例》公布实施以前，男女双方已经符合结婚实质要件的，按事实婚姻处理。</w:t>
@@ -1056,7 +1058,6 @@
           <w:spacing w:val="0"/>
           <w:sz w:val="18"/>
           <w:szCs w:val="18"/>
-          <w:bdr w:val="none" w:color="auto" w:sz="0" w:space="0"/>
           <w:shd w:val="clear" w:fill="FFFFFF"/>
         </w:rPr>
         <w:t>　　（二）1994年2月1日民政部《婚姻登记管理条例》公布实施以后，男女双方符合结婚实质要件的，人民法院应当告知其补办结婚登记。未补办结婚登记的，依据本解释第三条规定处理。</w:t>
@@ -1099,7 +1100,6 @@
           <w:spacing w:val="0"/>
           <w:sz w:val="18"/>
           <w:szCs w:val="18"/>
-          <w:bdr w:val="none" w:color="auto" w:sz="0" w:space="0"/>
           <w:shd w:val="clear" w:fill="FFFFFF"/>
         </w:rPr>
         <w:t>　　第八条未依据民法典第一千零四十九条规定办理结婚登记而以夫妻名义共同生活的男女，一方死亡，另一方以配偶身份主张享有继承权的，依据本解释第七条的原则处理。</w:t>
@@ -1142,7 +1142,6 @@
           <w:spacing w:val="0"/>
           <w:sz w:val="18"/>
           <w:szCs w:val="18"/>
-          <w:bdr w:val="none" w:color="auto" w:sz="0" w:space="0"/>
           <w:shd w:val="clear" w:fill="FFFFFF"/>
         </w:rPr>
         <w:t>　　第九条有权依据民法典第一千零五十一条规定向人民法院就已办理结婚登记的婚姻请求确认婚姻无效的主体，包括婚姻当事人及利害关系人。其中，利害关系人包括：</w:t>
@@ -1185,7 +1184,6 @@
           <w:spacing w:val="0"/>
           <w:sz w:val="18"/>
           <w:szCs w:val="18"/>
-          <w:bdr w:val="none" w:color="auto" w:sz="0" w:space="0"/>
           <w:shd w:val="clear" w:fill="FFFFFF"/>
         </w:rPr>
         <w:t>　　（一）以重婚为由的，为当事人的近亲属及基层组织；</w:t>
@@ -1228,7 +1226,6 @@
           <w:spacing w:val="0"/>
           <w:sz w:val="18"/>
           <w:szCs w:val="18"/>
-          <w:bdr w:val="none" w:color="auto" w:sz="0" w:space="0"/>
           <w:shd w:val="clear" w:fill="FFFFFF"/>
         </w:rPr>
         <w:t>　　（二）以未到法定婚龄为由的，为未到法定婚龄者的近亲属；</w:t>
@@ -1271,7 +1268,6 @@
           <w:spacing w:val="0"/>
           <w:sz w:val="18"/>
           <w:szCs w:val="18"/>
-          <w:bdr w:val="none" w:color="auto" w:sz="0" w:space="0"/>
           <w:shd w:val="clear" w:fill="FFFFFF"/>
         </w:rPr>
         <w:t>　　（三）以有禁止结婚的亲属关系为由的，为当事人的近亲属。</w:t>
@@ -1314,7 +1310,6 @@
           <w:spacing w:val="0"/>
           <w:sz w:val="18"/>
           <w:szCs w:val="18"/>
-          <w:bdr w:val="none" w:color="auto" w:sz="0" w:space="0"/>
           <w:shd w:val="clear" w:fill="FFFFFF"/>
         </w:rPr>
         <w:t>　　第十条当事人依据民法典第一千零五十一条规定向人民法院请求确认婚姻无效，法定的无效婚姻情形在提起诉讼时已经消失的，人民法院不予支持。</w:t>
@@ -1357,7 +1352,6 @@
           <w:spacing w:val="0"/>
           <w:sz w:val="18"/>
           <w:szCs w:val="18"/>
-          <w:bdr w:val="none" w:color="auto" w:sz="0" w:space="0"/>
           <w:shd w:val="clear" w:fill="FFFFFF"/>
         </w:rPr>
         <w:t>　　第十一条人民法院受理请求确认婚姻无效案件后，原告申请撤诉的，不予准许。</w:t>
@@ -1400,7 +1394,6 @@
           <w:spacing w:val="0"/>
           <w:sz w:val="18"/>
           <w:szCs w:val="18"/>
-          <w:bdr w:val="none" w:color="auto" w:sz="0" w:space="0"/>
           <w:shd w:val="clear" w:fill="FFFFFF"/>
         </w:rPr>
         <w:t>　　对婚姻效力的审理不适用调解，应当依法作出判决。</w:t>
@@ -1443,7 +1436,6 @@
           <w:spacing w:val="0"/>
           <w:sz w:val="18"/>
           <w:szCs w:val="18"/>
-          <w:bdr w:val="none" w:color="auto" w:sz="0" w:space="0"/>
           <w:shd w:val="clear" w:fill="FFFFFF"/>
         </w:rPr>
         <w:t>　　涉及财产分割和子女抚养的，可以调解。调解达成协议的，另行制作调解书；未达成调解协议的，应当一并作出判决。</w:t>
@@ -1486,7 +1478,6 @@
           <w:spacing w:val="0"/>
           <w:sz w:val="18"/>
           <w:szCs w:val="18"/>
-          <w:bdr w:val="none" w:color="auto" w:sz="0" w:space="0"/>
           <w:shd w:val="clear" w:fill="FFFFFF"/>
         </w:rPr>
         <w:t>　　第十二条人民法院受理离婚案件后，经审理确属无效婚姻的，应当将婚姻无效的情形告知当事人，并依法作出确认婚姻无效的判决。</w:t>
@@ -1529,7 +1520,6 @@
           <w:spacing w:val="0"/>
           <w:sz w:val="18"/>
           <w:szCs w:val="18"/>
-          <w:bdr w:val="none" w:color="auto" w:sz="0" w:space="0"/>
           <w:shd w:val="clear" w:fill="FFFFFF"/>
         </w:rPr>
         <w:t>　　第十三条人民法院就同一婚姻关系分别受理了离婚和请求确认婚姻无效案件的，对于离婚案件的审理，应当待请求确认婚姻无效案件作出判决后进行。</w:t>
@@ -1572,7 +1562,6 @@
           <w:spacing w:val="0"/>
           <w:sz w:val="18"/>
           <w:szCs w:val="18"/>
-          <w:bdr w:val="none" w:color="auto" w:sz="0" w:space="0"/>
           <w:shd w:val="clear" w:fill="FFFFFF"/>
         </w:rPr>
         <w:t>　　第十四条夫妻一方或者双方死亡后，生存一方或者利害关系人依据民法典第一千零五十一条的规定请求确认婚姻无效的，人民法院应当受理。</w:t>
@@ -1615,7 +1604,6 @@
           <w:spacing w:val="0"/>
           <w:sz w:val="18"/>
           <w:szCs w:val="18"/>
-          <w:bdr w:val="none" w:color="auto" w:sz="0" w:space="0"/>
           <w:shd w:val="clear" w:fill="FFFFFF"/>
         </w:rPr>
         <w:t>　　第十五条利害关系人依据民法典第一千零五十一条的规定，请求人民法院确认婚姻无效的，利害关系人为原告，婚姻关系当事人双方为被告。</w:t>
@@ -1658,7 +1646,6 @@
           <w:spacing w:val="0"/>
           <w:sz w:val="18"/>
           <w:szCs w:val="18"/>
-          <w:bdr w:val="none" w:color="auto" w:sz="0" w:space="0"/>
           <w:shd w:val="clear" w:fill="FFFFFF"/>
         </w:rPr>
         <w:t>　　夫妻一方死亡的，生存一方为被告。</w:t>
@@ -1701,7 +1688,6 @@
           <w:spacing w:val="0"/>
           <w:sz w:val="18"/>
           <w:szCs w:val="18"/>
-          <w:bdr w:val="none" w:color="auto" w:sz="0" w:space="0"/>
           <w:shd w:val="clear" w:fill="FFFFFF"/>
         </w:rPr>
         <w:t>　　第十六条人民法院审理重婚导致的无效婚姻案件时，涉及财产处理的，应当准许合法婚姻当事人作为有独立请求权的第三人参加诉讼。</w:t>
@@ -1744,7 +1730,6 @@
           <w:spacing w:val="0"/>
           <w:sz w:val="18"/>
           <w:szCs w:val="18"/>
-          <w:bdr w:val="none" w:color="auto" w:sz="0" w:space="0"/>
           <w:shd w:val="clear" w:fill="FFFFFF"/>
         </w:rPr>
         <w:t>　　第十七条当事人以民法典第一千零五十一条规定的三种无效婚姻以外的情形请求确认婚姻无效的，人民法院应当判决驳回当事人的诉讼请求。</w:t>
@@ -1787,7 +1772,6 @@
           <w:spacing w:val="0"/>
           <w:sz w:val="18"/>
           <w:szCs w:val="18"/>
-          <w:bdr w:val="none" w:color="auto" w:sz="0" w:space="0"/>
           <w:shd w:val="clear" w:fill="FFFFFF"/>
         </w:rPr>
         <w:t>　　当事人以结婚登记程序存在瑕疵为由提起民事诉讼，主张撤销结婚登记的，告知其可以依法申请行政复议或者提起行政诉讼。</w:t>
@@ -1830,7 +1814,6 @@
           <w:spacing w:val="0"/>
           <w:sz w:val="18"/>
           <w:szCs w:val="18"/>
-          <w:bdr w:val="none" w:color="auto" w:sz="0" w:space="0"/>
           <w:shd w:val="clear" w:fill="FFFFFF"/>
         </w:rPr>
         <w:t>　　第十八条行为人以给另一方当事人或者其近亲属的生命、身体、健康、名誉、财产等方面造成损害为要挟，迫使另一方当事人违背真实意愿结婚的，可以认定为民法典第一千零五十二条所称的“胁迫”。</w:t>
@@ -1873,7 +1856,6 @@
           <w:spacing w:val="0"/>
           <w:sz w:val="18"/>
           <w:szCs w:val="18"/>
-          <w:bdr w:val="none" w:color="auto" w:sz="0" w:space="0"/>
           <w:shd w:val="clear" w:fill="FFFFFF"/>
         </w:rPr>
         <w:t>　　因受胁迫而请求撤销婚姻的，只能是受胁迫一方的婚姻关系当事人本人。</w:t>
@@ -1916,7 +1898,6 @@
           <w:spacing w:val="0"/>
           <w:sz w:val="18"/>
           <w:szCs w:val="18"/>
-          <w:bdr w:val="none" w:color="auto" w:sz="0" w:space="0"/>
           <w:shd w:val="clear" w:fill="FFFFFF"/>
         </w:rPr>
         <w:t>　　第十九条民法典第一千零五十二条规定的“一年”，不适用诉讼时效中止、中断或者延长的规定。</w:t>
@@ -1959,7 +1940,6 @@
           <w:spacing w:val="0"/>
           <w:sz w:val="18"/>
           <w:szCs w:val="18"/>
-          <w:bdr w:val="none" w:color="auto" w:sz="0" w:space="0"/>
           <w:shd w:val="clear" w:fill="FFFFFF"/>
         </w:rPr>
         <w:t>　　受胁迫或者被非法限制人身自由的当事人请求撤销婚姻的，不适用民法典第一百五十二条第二款的规定。</w:t>
@@ -2002,7 +1982,6 @@
           <w:spacing w:val="0"/>
           <w:sz w:val="18"/>
           <w:szCs w:val="18"/>
-          <w:bdr w:val="none" w:color="auto" w:sz="0" w:space="0"/>
           <w:shd w:val="clear" w:fill="FFFFFF"/>
         </w:rPr>
         <w:t>　　第二十条民法典第一千零五十四条所规定的“自始没有法律约束力”，是指无效婚姻或者可撤销婚姻在依法被确认无效或者被撤销时，才确定该婚姻自始不受法律保护。</w:t>
@@ -2045,7 +2024,6 @@
           <w:spacing w:val="0"/>
           <w:sz w:val="18"/>
           <w:szCs w:val="18"/>
-          <w:bdr w:val="none" w:color="auto" w:sz="0" w:space="0"/>
           <w:shd w:val="clear" w:fill="FFFFFF"/>
         </w:rPr>
         <w:t>　　第二十一条人民法院根据当事人的请求，依法确认婚姻无效或者撤销婚姻的，应当收缴双方的结婚证书并将生效的判决书寄送当地婚姻登记管理机关。</w:t>
@@ -2088,7 +2066,6 @@
           <w:spacing w:val="0"/>
           <w:sz w:val="18"/>
           <w:szCs w:val="18"/>
-          <w:bdr w:val="none" w:color="auto" w:sz="0" w:space="0"/>
           <w:shd w:val="clear" w:fill="FFFFFF"/>
         </w:rPr>
         <w:t>　　第二十二条被确认无效或者被撤销的婚姻，当事人同居期间所得的财产，除有证据证明为当事人一方所有的以外，按共同共有处理。</w:t>
@@ -2132,7 +2109,6 @@
           <w:spacing w:val="0"/>
           <w:sz w:val="18"/>
           <w:szCs w:val="18"/>
-          <w:bdr w:val="none" w:color="auto" w:sz="0" w:space="0"/>
           <w:shd w:val="clear" w:fill="FFFFFF"/>
         </w:rPr>
         <w:t>　　三、夫妻关系</w:t>
@@ -2175,7 +2151,6 @@
           <w:spacing w:val="0"/>
           <w:sz w:val="18"/>
           <w:szCs w:val="18"/>
-          <w:bdr w:val="none" w:color="auto" w:sz="0" w:space="0"/>
           <w:shd w:val="clear" w:fill="FFFFFF"/>
         </w:rPr>
         <w:t>　　第二十三条夫以妻擅自中止妊娠侵犯其生育权为由请求损害赔偿的，人民法院不予支持；夫妻双方因是否生育发生纠纷，致使感情确已破裂，一方请求离婚的，人民法院经调解无效，应依照民法典第一千零七十九条第三款第五项的规定处理。</w:t>
@@ -2218,7 +2193,6 @@
           <w:spacing w:val="0"/>
           <w:sz w:val="18"/>
           <w:szCs w:val="18"/>
-          <w:bdr w:val="none" w:color="auto" w:sz="0" w:space="0"/>
           <w:shd w:val="clear" w:fill="FFFFFF"/>
         </w:rPr>
         <w:t>　　第二十四条民法典第一千零六十二条第一款第三项规定的“知识产权的收益”，是指婚姻关系存续期间，实际取得或者已经明确可以取得的财产性收益。</w:t>
@@ -2261,7 +2235,6 @@
           <w:spacing w:val="0"/>
           <w:sz w:val="18"/>
           <w:szCs w:val="18"/>
-          <w:bdr w:val="none" w:color="auto" w:sz="0" w:space="0"/>
           <w:shd w:val="clear" w:fill="FFFFFF"/>
         </w:rPr>
         <w:t>　　第二十五条婚姻关系存续期间，下列财产属于民法典第一千零六十二条规定的“其他应当归共同所有的财产”：</w:t>
@@ -2304,7 +2277,6 @@
           <w:spacing w:val="0"/>
           <w:sz w:val="18"/>
           <w:szCs w:val="18"/>
-          <w:bdr w:val="none" w:color="auto" w:sz="0" w:space="0"/>
           <w:shd w:val="clear" w:fill="FFFFFF"/>
         </w:rPr>
         <w:t>　　（一）一方以个人财产投资取得的收益；</w:t>
@@ -2347,7 +2319,6 @@
           <w:spacing w:val="0"/>
           <w:sz w:val="18"/>
           <w:szCs w:val="18"/>
-          <w:bdr w:val="none" w:color="auto" w:sz="0" w:space="0"/>
           <w:shd w:val="clear" w:fill="FFFFFF"/>
         </w:rPr>
         <w:t>　　（二）男女双方实际取得或者应当取得的住房补贴、住房公积金；</w:t>
@@ -2390,7 +2361,6 @@
           <w:spacing w:val="0"/>
           <w:sz w:val="18"/>
           <w:szCs w:val="18"/>
-          <w:bdr w:val="none" w:color="auto" w:sz="0" w:space="0"/>
           <w:shd w:val="clear" w:fill="FFFFFF"/>
         </w:rPr>
         <w:t>　　（三）男女双方实际取得或者应当取得的基本养老金、破产安置补偿费。</w:t>
@@ -2433,7 +2403,6 @@
           <w:spacing w:val="0"/>
           <w:sz w:val="18"/>
           <w:szCs w:val="18"/>
-          <w:bdr w:val="none" w:color="auto" w:sz="0" w:space="0"/>
           <w:shd w:val="clear" w:fill="FFFFFF"/>
         </w:rPr>
         <w:t>　　第二十六条夫妻一方个人财产在婚后产生的收益，除孳息和自然增值外，应认定为夫妻共同财产。</w:t>
@@ -2476,7 +2445,6 @@
           <w:spacing w:val="0"/>
           <w:sz w:val="18"/>
           <w:szCs w:val="18"/>
-          <w:bdr w:val="none" w:color="auto" w:sz="0" w:space="0"/>
           <w:shd w:val="clear" w:fill="FFFFFF"/>
         </w:rPr>
         <w:t>　　第二十七条由一方婚前承租、婚后用共同财产购买的房屋，登记在一方名下的，应当认定为夫妻共同财产。</w:t>
@@ -2519,7 +2487,6 @@
           <w:spacing w:val="0"/>
           <w:sz w:val="18"/>
           <w:szCs w:val="18"/>
-          <w:bdr w:val="none" w:color="auto" w:sz="0" w:space="0"/>
           <w:shd w:val="clear" w:fill="FFFFFF"/>
         </w:rPr>
         <w:t>　　第二十八条一方未经另一方同意出售夫妻共同所有的房屋，第三人善意购买、支付合理对价并已办理不动产登记，另一方主张追回该房屋的，人民法院不予支持。</w:t>
@@ -2562,7 +2529,6 @@
           <w:spacing w:val="0"/>
           <w:sz w:val="18"/>
           <w:szCs w:val="18"/>
-          <w:bdr w:val="none" w:color="auto" w:sz="0" w:space="0"/>
           <w:shd w:val="clear" w:fill="FFFFFF"/>
         </w:rPr>
         <w:t>　　夫妻一方擅自处分共同所有的房屋造成另一方损失，离婚时另一方请求赔偿损失的，人民法院应予支持。</w:t>
@@ -2605,7 +2571,6 @@
           <w:spacing w:val="0"/>
           <w:sz w:val="18"/>
           <w:szCs w:val="18"/>
-          <w:bdr w:val="none" w:color="auto" w:sz="0" w:space="0"/>
           <w:shd w:val="clear" w:fill="FFFFFF"/>
         </w:rPr>
         <w:t>　　第二十九条当事人结婚前，父母为双方购置房屋出资的，该出资应当认定为对自己子女个人的赠与，但父母明确表示赠与双方的除外。</w:t>
@@ -2648,7 +2613,6 @@
           <w:spacing w:val="0"/>
           <w:sz w:val="18"/>
           <w:szCs w:val="18"/>
-          <w:bdr w:val="none" w:color="auto" w:sz="0" w:space="0"/>
           <w:shd w:val="clear" w:fill="FFFFFF"/>
         </w:rPr>
         <w:t>　　当事人结婚后，父母为双方购置房屋出资的，依照约定处理；没有约定或者约定不明确的，按照民法典第一千零六十二条第一款第四项规定的原则处理。</w:t>
@@ -2691,7 +2655,6 @@
           <w:spacing w:val="0"/>
           <w:sz w:val="18"/>
           <w:szCs w:val="18"/>
-          <w:bdr w:val="none" w:color="auto" w:sz="0" w:space="0"/>
           <w:shd w:val="clear" w:fill="FFFFFF"/>
         </w:rPr>
         <w:t>　　第三十条军人的伤亡保险金、伤残补助金、医药生活补助费属于个人财产。</w:t>
@@ -2734,7 +2697,6 @@
           <w:spacing w:val="0"/>
           <w:sz w:val="18"/>
           <w:szCs w:val="18"/>
-          <w:bdr w:val="none" w:color="auto" w:sz="0" w:space="0"/>
           <w:shd w:val="clear" w:fill="FFFFFF"/>
         </w:rPr>
         <w:t>　　第三十一条民法典第一千零六十三条规定为夫妻一方的个人财产，不因婚姻关系的延续而转化为夫妻共同财产。但当事人另有约定的除外。</w:t>
@@ -2777,7 +2739,6 @@
           <w:spacing w:val="0"/>
           <w:sz w:val="18"/>
           <w:szCs w:val="18"/>
-          <w:bdr w:val="none" w:color="auto" w:sz="0" w:space="0"/>
           <w:shd w:val="clear" w:fill="FFFFFF"/>
         </w:rPr>
         <w:t>　　第三十二条婚前或者婚姻关系存续期间，当事人约定将一方所有的房产赠与另一方或者共有，赠与方在赠与房产变更登记之前撤销赠与，另一方请求判令继续履行的，人民法院可以按照民法典第六百五十八条的规定处理。</w:t>
@@ -2820,7 +2781,6 @@
           <w:spacing w:val="0"/>
           <w:sz w:val="18"/>
           <w:szCs w:val="18"/>
-          <w:bdr w:val="none" w:color="auto" w:sz="0" w:space="0"/>
           <w:shd w:val="clear" w:fill="FFFFFF"/>
         </w:rPr>
         <w:t>　　第三十三条债权人就一方婚前所负个人债务向债务人的配偶主张权利的，人民法院不予支持。但债权人能够证明所负债务用于婚后家庭共同生活的除外。</w:t>
@@ -2863,7 +2823,6 @@
           <w:spacing w:val="0"/>
           <w:sz w:val="18"/>
           <w:szCs w:val="18"/>
-          <w:bdr w:val="none" w:color="auto" w:sz="0" w:space="0"/>
           <w:shd w:val="clear" w:fill="FFFFFF"/>
         </w:rPr>
         <w:t>　　第三十四条夫妻一方与第三人串通，虚构债务，第三人主张该债务为夫妻共同债务的，人民法院不予支持。</w:t>
@@ -2906,7 +2865,6 @@
           <w:spacing w:val="0"/>
           <w:sz w:val="18"/>
           <w:szCs w:val="18"/>
-          <w:bdr w:val="none" w:color="auto" w:sz="0" w:space="0"/>
           <w:shd w:val="clear" w:fill="FFFFFF"/>
         </w:rPr>
         <w:t>　　夫妻一方在从事赌博、吸毒等违法犯罪活动中所负债务，第三人主张该债务为夫妻共同债务的，人民法院不予支持。</w:t>
@@ -2949,7 +2907,6 @@
           <w:spacing w:val="0"/>
           <w:sz w:val="18"/>
           <w:szCs w:val="18"/>
-          <w:bdr w:val="none" w:color="auto" w:sz="0" w:space="0"/>
           <w:shd w:val="clear" w:fill="FFFFFF"/>
         </w:rPr>
         <w:t>　　第三十五条当事人的离婚协议或者人民法院生效判决、裁定、调解书已经对夫妻财产分割问题作出处理的，债权人仍有权就夫妻共同债务向男女双方主张权利。</w:t>
@@ -2992,7 +2949,6 @@
           <w:spacing w:val="0"/>
           <w:sz w:val="18"/>
           <w:szCs w:val="18"/>
-          <w:bdr w:val="none" w:color="auto" w:sz="0" w:space="0"/>
           <w:shd w:val="clear" w:fill="FFFFFF"/>
         </w:rPr>
         <w:t>　　一方就夫妻共同债务承担清偿责任后，主张由另一方按照离婚协议或者人民法院的法律文书承担相应债务的，人民法院应予支持。</w:t>
@@ -3035,7 +2991,6 @@
           <w:spacing w:val="0"/>
           <w:sz w:val="18"/>
           <w:szCs w:val="18"/>
-          <w:bdr w:val="none" w:color="auto" w:sz="0" w:space="0"/>
           <w:shd w:val="clear" w:fill="FFFFFF"/>
         </w:rPr>
         <w:t>　　第三十六条夫或者妻一方死亡的，生存一方应当对婚姻关系存续期间的夫妻共同债务承担清偿责任。</w:t>
@@ -3078,7 +3033,6 @@
           <w:spacing w:val="0"/>
           <w:sz w:val="18"/>
           <w:szCs w:val="18"/>
-          <w:bdr w:val="none" w:color="auto" w:sz="0" w:space="0"/>
           <w:shd w:val="clear" w:fill="FFFFFF"/>
         </w:rPr>
         <w:t>　　第三十七条民法典第一千零六十五条第三款所称“相对人知道该约定的”，夫妻一方对此负有举证责任。</w:t>
@@ -3121,7 +3075,6 @@
           <w:spacing w:val="0"/>
           <w:sz w:val="18"/>
           <w:szCs w:val="18"/>
-          <w:bdr w:val="none" w:color="auto" w:sz="0" w:space="0"/>
           <w:shd w:val="clear" w:fill="FFFFFF"/>
         </w:rPr>
         <w:t>　　第三十八条婚姻关系存续期间，除民法典第一千零六十六条规定情形以外，夫妻一方请求分割共同财产的，人民法院不予支持。</w:t>
@@ -3165,7 +3118,6 @@
           <w:spacing w:val="0"/>
           <w:sz w:val="18"/>
           <w:szCs w:val="18"/>
-          <w:bdr w:val="none" w:color="auto" w:sz="0" w:space="0"/>
           <w:shd w:val="clear" w:fill="FFFFFF"/>
         </w:rPr>
         <w:t>　　四、父母子女关系</w:t>
@@ -3208,7 +3160,6 @@
           <w:spacing w:val="0"/>
           <w:sz w:val="18"/>
           <w:szCs w:val="18"/>
-          <w:bdr w:val="none" w:color="auto" w:sz="0" w:space="0"/>
           <w:shd w:val="clear" w:fill="FFFFFF"/>
         </w:rPr>
         <w:t>　　第三十九条父或者母向人民法院起诉请求否认亲子关系，并已提供必要证据予以证明，另一方没有相反证据又拒绝做亲子鉴定的，人民法院可以认定否认亲子关系一方的主张成立。</w:t>
@@ -3251,7 +3202,6 @@
           <w:spacing w:val="0"/>
           <w:sz w:val="18"/>
           <w:szCs w:val="18"/>
-          <w:bdr w:val="none" w:color="auto" w:sz="0" w:space="0"/>
           <w:shd w:val="clear" w:fill="FFFFFF"/>
         </w:rPr>
         <w:t>　　父或者母以及成年子女起诉请求确认亲子关系，并提供必要证据予以证明，另一方没有相反证据又拒绝做亲子鉴定的，人民法院可以认定确认亲子关系一方的主张成立。</w:t>
@@ -3294,7 +3244,6 @@
           <w:spacing w:val="0"/>
           <w:sz w:val="18"/>
           <w:szCs w:val="18"/>
-          <w:bdr w:val="none" w:color="auto" w:sz="0" w:space="0"/>
           <w:shd w:val="clear" w:fill="FFFFFF"/>
         </w:rPr>
         <w:t>　　第四十条婚姻关系存续期间，夫妻双方一致同意进行人工授精，所生子女应视为婚生子女，父母子女间的权利义务关系适用民法典的有关规定。</w:t>
@@ -3337,7 +3286,6 @@
           <w:spacing w:val="0"/>
           <w:sz w:val="18"/>
           <w:szCs w:val="18"/>
-          <w:bdr w:val="none" w:color="auto" w:sz="0" w:space="0"/>
           <w:shd w:val="clear" w:fill="FFFFFF"/>
         </w:rPr>
         <w:t>　　第四十一条尚在校接受高中及其以下学历教育，或者丧失、部分丧失劳动能力等非因主观原因而无法维持正常生活的成年子女，可以认定为民法典第一千零六十七条规定的“不能独立生活的成年子女”。</w:t>
@@ -3380,50 +3328,63 @@
           <w:spacing w:val="0"/>
           <w:sz w:val="18"/>
           <w:szCs w:val="18"/>
-          <w:bdr w:val="none" w:color="auto" w:sz="0" w:space="0"/>
-          <w:shd w:val="clear" w:fill="FFFFFF"/>
-        </w:rPr>
-        <w:t>　　第四十二条民法典第一千零六十七条所称“抚养费”，包括子女生活费、教育费、医疗费等费用。</w:t>
-      </w:r>
-    </w:p>
-    <w:p>
-      <w:pPr>
-        <w:pStyle w:val="2"/>
-        <w:keepNext w:val="0"/>
-        <w:keepLines w:val="0"/>
-        <w:widowControl/>
-        <w:suppressLineNumbers w:val="0"/>
-        <w:pBdr>
-          <w:top w:val="none" w:color="auto" w:sz="0" w:space="0"/>
-          <w:left w:val="none" w:color="auto" w:sz="0" w:space="0"/>
-          <w:bottom w:val="none" w:color="auto" w:sz="0" w:space="0"/>
-          <w:right w:val="none" w:color="auto" w:sz="0" w:space="0"/>
-        </w:pBdr>
-        <w:shd w:val="clear" w:fill="FFFFFF"/>
-        <w:spacing w:before="0" w:beforeAutospacing="0" w:after="200" w:afterAutospacing="0"/>
-        <w:ind w:left="0" w:right="0" w:firstLine="0"/>
-        <w:rPr>
-          <w:rFonts w:hint="default" w:ascii="Arial" w:hAnsi="Arial" w:eastAsia="Arial" w:cs="Arial"/>
-          <w:i w:val="0"/>
-          <w:iCs w:val="0"/>
-          <w:caps w:val="0"/>
-          <w:color w:val="2F2F2F"/>
-          <w:spacing w:val="0"/>
-          <w:sz w:val="18"/>
-          <w:szCs w:val="18"/>
-        </w:rPr>
-      </w:pPr>
-      <w:r>
-        <w:rPr>
-          <w:rFonts w:hint="default" w:ascii="Arial" w:hAnsi="Arial" w:eastAsia="Arial" w:cs="Arial"/>
-          <w:i w:val="0"/>
-          <w:iCs w:val="0"/>
-          <w:caps w:val="0"/>
-          <w:color w:val="2F2F2F"/>
-          <w:spacing w:val="0"/>
-          <w:sz w:val="18"/>
-          <w:szCs w:val="18"/>
-          <w:bdr w:val="none" w:color="auto" w:sz="0" w:space="0"/>
+          <w:shd w:val="clear" w:fill="FFFFFF"/>
+        </w:rPr>
+        <w:t>　　</w:t>
+      </w:r>
+      <w:r>
+        <w:rPr>
+          <w:rFonts w:hint="default" w:ascii="Arial" w:hAnsi="Arial" w:eastAsia="Arial" w:cs="Arial"/>
+          <w:i w:val="0"/>
+          <w:iCs w:val="0"/>
+          <w:caps w:val="0"/>
+          <w:color w:val="2F2F2F"/>
+          <w:spacing w:val="0"/>
+          <w:sz w:val="18"/>
+          <w:szCs w:val="18"/>
+          <w:highlight w:val="lightGray"/>
+          <w:shd w:val="clear" w:fill="FFFFFF"/>
+        </w:rPr>
+        <w:t>第四十二条民法典第一千零六十七条所称“抚养费”，包括子女生活费、教育费、医疗费等费用。</w:t>
+      </w:r>
+    </w:p>
+    <w:p>
+      <w:pPr>
+        <w:pStyle w:val="2"/>
+        <w:keepNext w:val="0"/>
+        <w:keepLines w:val="0"/>
+        <w:widowControl/>
+        <w:suppressLineNumbers w:val="0"/>
+        <w:pBdr>
+          <w:top w:val="none" w:color="auto" w:sz="0" w:space="0"/>
+          <w:left w:val="none" w:color="auto" w:sz="0" w:space="0"/>
+          <w:bottom w:val="none" w:color="auto" w:sz="0" w:space="0"/>
+          <w:right w:val="none" w:color="auto" w:sz="0" w:space="0"/>
+        </w:pBdr>
+        <w:shd w:val="clear" w:fill="FFFFFF"/>
+        <w:spacing w:before="0" w:beforeAutospacing="0" w:after="200" w:afterAutospacing="0"/>
+        <w:ind w:left="0" w:right="0" w:firstLine="0"/>
+        <w:rPr>
+          <w:rFonts w:hint="default" w:ascii="Arial" w:hAnsi="Arial" w:eastAsia="Arial" w:cs="Arial"/>
+          <w:i w:val="0"/>
+          <w:iCs w:val="0"/>
+          <w:caps w:val="0"/>
+          <w:color w:val="2F2F2F"/>
+          <w:spacing w:val="0"/>
+          <w:sz w:val="18"/>
+          <w:szCs w:val="18"/>
+        </w:rPr>
+      </w:pPr>
+      <w:r>
+        <w:rPr>
+          <w:rFonts w:hint="default" w:ascii="Arial" w:hAnsi="Arial" w:eastAsia="Arial" w:cs="Arial"/>
+          <w:i w:val="0"/>
+          <w:iCs w:val="0"/>
+          <w:caps w:val="0"/>
+          <w:color w:val="2F2F2F"/>
+          <w:spacing w:val="0"/>
+          <w:sz w:val="18"/>
+          <w:szCs w:val="18"/>
           <w:shd w:val="clear" w:fill="FFFFFF"/>
         </w:rPr>
         <w:t>　　第四十三条婚姻关系存续期间，父母双方或者一方拒不履行抚养子女义务，未成年子女或者不能独立生活的成年子女请求支付抚养费的，人民法院应予支持。</w:t>
@@ -3466,7 +3427,6 @@
           <w:spacing w:val="0"/>
           <w:sz w:val="18"/>
           <w:szCs w:val="18"/>
-          <w:bdr w:val="none" w:color="auto" w:sz="0" w:space="0"/>
           <w:shd w:val="clear" w:fill="FFFFFF"/>
         </w:rPr>
         <w:t>　　第四十四条离婚案件涉及未成年子女抚养的，对不满两周岁的子女，按照民法典第一千零八十四条第三款规定的原则处理。母亲有下列情形之一，父亲请求直接抚养的，人民法院应予支持：</w:t>
@@ -3509,7 +3469,6 @@
           <w:spacing w:val="0"/>
           <w:sz w:val="18"/>
           <w:szCs w:val="18"/>
-          <w:bdr w:val="none" w:color="auto" w:sz="0" w:space="0"/>
           <w:shd w:val="clear" w:fill="FFFFFF"/>
         </w:rPr>
         <w:t>　　（一）患有久治不愈的传染性疾病或者其他严重疾病，子女不宜与其共同生活；</w:t>
@@ -3552,7 +3511,6 @@
           <w:spacing w:val="0"/>
           <w:sz w:val="18"/>
           <w:szCs w:val="18"/>
-          <w:bdr w:val="none" w:color="auto" w:sz="0" w:space="0"/>
           <w:shd w:val="clear" w:fill="FFFFFF"/>
         </w:rPr>
         <w:t>　　（二）有抚养条件不尽抚养义务，而父亲要求子女随其生活；</w:t>
@@ -3595,7 +3553,6 @@
           <w:spacing w:val="0"/>
           <w:sz w:val="18"/>
           <w:szCs w:val="18"/>
-          <w:bdr w:val="none" w:color="auto" w:sz="0" w:space="0"/>
           <w:shd w:val="clear" w:fill="FFFFFF"/>
         </w:rPr>
         <w:t>　　（三）因其他原因，子女确不宜随母亲生活。</w:t>
@@ -3638,7 +3595,6 @@
           <w:spacing w:val="0"/>
           <w:sz w:val="18"/>
           <w:szCs w:val="18"/>
-          <w:bdr w:val="none" w:color="auto" w:sz="0" w:space="0"/>
           <w:shd w:val="clear" w:fill="FFFFFF"/>
         </w:rPr>
         <w:t>　　第四十五条父母双方协议不满两周岁子女由父亲直接抚养，并对子女健康成长无不利影响的，人民法院应予支持。</w:t>
@@ -3669,62 +3625,76 @@
           <w:spacing w:val="0"/>
           <w:sz w:val="18"/>
           <w:szCs w:val="18"/>
-        </w:rPr>
-      </w:pPr>
-      <w:r>
-        <w:rPr>
-          <w:rFonts w:hint="default" w:ascii="Arial" w:hAnsi="Arial" w:eastAsia="Arial" w:cs="Arial"/>
-          <w:i w:val="0"/>
-          <w:iCs w:val="0"/>
-          <w:caps w:val="0"/>
-          <w:color w:val="2F2F2F"/>
-          <w:spacing w:val="0"/>
-          <w:sz w:val="18"/>
-          <w:szCs w:val="18"/>
-          <w:bdr w:val="none" w:color="auto" w:sz="0" w:space="0"/>
-          <w:shd w:val="clear" w:fill="FFFFFF"/>
-        </w:rPr>
-        <w:t>　　第四十六条对已满两周岁的未成年子女，父母均要求直接抚养，一方有下列情形之一的，可予优先考虑：</w:t>
-      </w:r>
-    </w:p>
-    <w:p>
-      <w:pPr>
-        <w:pStyle w:val="2"/>
-        <w:keepNext w:val="0"/>
-        <w:keepLines w:val="0"/>
-        <w:widowControl/>
-        <w:suppressLineNumbers w:val="0"/>
-        <w:pBdr>
-          <w:top w:val="none" w:color="auto" w:sz="0" w:space="0"/>
-          <w:left w:val="none" w:color="auto" w:sz="0" w:space="0"/>
-          <w:bottom w:val="none" w:color="auto" w:sz="0" w:space="0"/>
-          <w:right w:val="none" w:color="auto" w:sz="0" w:space="0"/>
-        </w:pBdr>
-        <w:shd w:val="clear" w:fill="FFFFFF"/>
-        <w:spacing w:before="0" w:beforeAutospacing="0" w:after="200" w:afterAutospacing="0"/>
-        <w:ind w:left="0" w:right="0" w:firstLine="0"/>
-        <w:rPr>
-          <w:rFonts w:hint="default" w:ascii="Arial" w:hAnsi="Arial" w:eastAsia="Arial" w:cs="Arial"/>
-          <w:i w:val="0"/>
-          <w:iCs w:val="0"/>
-          <w:caps w:val="0"/>
-          <w:color w:val="2F2F2F"/>
-          <w:spacing w:val="0"/>
-          <w:sz w:val="18"/>
-          <w:szCs w:val="18"/>
-        </w:rPr>
-      </w:pPr>
-      <w:r>
-        <w:rPr>
-          <w:rFonts w:hint="default" w:ascii="Arial" w:hAnsi="Arial" w:eastAsia="Arial" w:cs="Arial"/>
-          <w:i w:val="0"/>
-          <w:iCs w:val="0"/>
-          <w:caps w:val="0"/>
-          <w:color w:val="2F2F2F"/>
-          <w:spacing w:val="0"/>
-          <w:sz w:val="18"/>
-          <w:szCs w:val="18"/>
-          <w:bdr w:val="none" w:color="auto" w:sz="0" w:space="0"/>
+          <w:highlight w:val="lightGray"/>
+        </w:rPr>
+      </w:pPr>
+      <w:r>
+        <w:rPr>
+          <w:rFonts w:hint="default" w:ascii="Arial" w:hAnsi="Arial" w:eastAsia="Arial" w:cs="Arial"/>
+          <w:i w:val="0"/>
+          <w:iCs w:val="0"/>
+          <w:caps w:val="0"/>
+          <w:color w:val="2F2F2F"/>
+          <w:spacing w:val="0"/>
+          <w:sz w:val="18"/>
+          <w:szCs w:val="18"/>
+          <w:shd w:val="clear" w:fill="FFFFFF"/>
+        </w:rPr>
+        <w:t>　　</w:t>
+      </w:r>
+      <w:r>
+        <w:rPr>
+          <w:rFonts w:hint="default" w:ascii="Arial" w:hAnsi="Arial" w:eastAsia="Arial" w:cs="Arial"/>
+          <w:i w:val="0"/>
+          <w:iCs w:val="0"/>
+          <w:caps w:val="0"/>
+          <w:color w:val="2F2F2F"/>
+          <w:spacing w:val="0"/>
+          <w:sz w:val="18"/>
+          <w:szCs w:val="18"/>
+          <w:highlight w:val="lightGray"/>
+          <w:shd w:val="clear" w:fill="FFFFFF"/>
+        </w:rPr>
+        <w:t>第四十六条对已满两周岁的未成年子女，父母均要求直接抚养，一方有下列情形之一的，可予优先考虑：</w:t>
+      </w:r>
+    </w:p>
+    <w:p>
+      <w:pPr>
+        <w:pStyle w:val="2"/>
+        <w:keepNext w:val="0"/>
+        <w:keepLines w:val="0"/>
+        <w:widowControl/>
+        <w:suppressLineNumbers w:val="0"/>
+        <w:pBdr>
+          <w:top w:val="none" w:color="auto" w:sz="0" w:space="0"/>
+          <w:left w:val="none" w:color="auto" w:sz="0" w:space="0"/>
+          <w:bottom w:val="none" w:color="auto" w:sz="0" w:space="0"/>
+          <w:right w:val="none" w:color="auto" w:sz="0" w:space="0"/>
+        </w:pBdr>
+        <w:shd w:val="clear" w:fill="FFFFFF"/>
+        <w:spacing w:before="0" w:beforeAutospacing="0" w:after="200" w:afterAutospacing="0"/>
+        <w:ind w:left="0" w:right="0" w:firstLine="0"/>
+        <w:rPr>
+          <w:rFonts w:hint="default" w:ascii="Arial" w:hAnsi="Arial" w:eastAsia="Arial" w:cs="Arial"/>
+          <w:i w:val="0"/>
+          <w:iCs w:val="0"/>
+          <w:caps w:val="0"/>
+          <w:color w:val="2F2F2F"/>
+          <w:spacing w:val="0"/>
+          <w:sz w:val="18"/>
+          <w:szCs w:val="18"/>
+        </w:rPr>
+      </w:pPr>
+      <w:r>
+        <w:rPr>
+          <w:rFonts w:hint="default" w:ascii="Arial" w:hAnsi="Arial" w:eastAsia="Arial" w:cs="Arial"/>
+          <w:i w:val="0"/>
+          <w:iCs w:val="0"/>
+          <w:caps w:val="0"/>
+          <w:color w:val="2F2F2F"/>
+          <w:spacing w:val="0"/>
+          <w:sz w:val="18"/>
+          <w:szCs w:val="18"/>
           <w:shd w:val="clear" w:fill="FFFFFF"/>
         </w:rPr>
         <w:t>　　（一）已做绝育手术或者因其他原因丧失生育能力；</w:t>
@@ -3767,7 +3737,6 @@
           <w:spacing w:val="0"/>
           <w:sz w:val="18"/>
           <w:szCs w:val="18"/>
-          <w:bdr w:val="none" w:color="auto" w:sz="0" w:space="0"/>
           <w:shd w:val="clear" w:fill="FFFFFF"/>
         </w:rPr>
         <w:t>　　（二）子女随其生活时间较长，改变生活环境对子女健康成长明显不利；</w:t>
@@ -3810,7 +3779,6 @@
           <w:spacing w:val="0"/>
           <w:sz w:val="18"/>
           <w:szCs w:val="18"/>
-          <w:bdr w:val="none" w:color="auto" w:sz="0" w:space="0"/>
           <w:shd w:val="clear" w:fill="FFFFFF"/>
         </w:rPr>
         <w:t>　　（三）无其他子女，而另一方有其他子女；</w:t>
@@ -3853,7 +3821,6 @@
           <w:spacing w:val="0"/>
           <w:sz w:val="18"/>
           <w:szCs w:val="18"/>
-          <w:bdr w:val="none" w:color="auto" w:sz="0" w:space="0"/>
           <w:shd w:val="clear" w:fill="FFFFFF"/>
         </w:rPr>
         <w:t>　　（四）子女随其生活，对子女成长有利，而另一方患有久治不愈的传染性疾病或者其他严重疾病，或者有其他不利于子女身心健康的情形，不宜与子女共同生活。</w:t>
@@ -3896,50 +3863,63 @@
           <w:spacing w:val="0"/>
           <w:sz w:val="18"/>
           <w:szCs w:val="18"/>
-          <w:bdr w:val="none" w:color="auto" w:sz="0" w:space="0"/>
-          <w:shd w:val="clear" w:fill="FFFFFF"/>
-        </w:rPr>
-        <w:t>　　第四十七条父母抚养子女的条件基本相同，双方均要求直接抚养子女，但子女单独随祖父母或者外祖父母共同生活多年，且祖父母或者外祖父母要求并且有能力帮助子女照顾孙子女或者外孙子女的，可以作为父或者母直接抚养子女的优先条件予以考虑。</w:t>
-      </w:r>
-    </w:p>
-    <w:p>
-      <w:pPr>
-        <w:pStyle w:val="2"/>
-        <w:keepNext w:val="0"/>
-        <w:keepLines w:val="0"/>
-        <w:widowControl/>
-        <w:suppressLineNumbers w:val="0"/>
-        <w:pBdr>
-          <w:top w:val="none" w:color="auto" w:sz="0" w:space="0"/>
-          <w:left w:val="none" w:color="auto" w:sz="0" w:space="0"/>
-          <w:bottom w:val="none" w:color="auto" w:sz="0" w:space="0"/>
-          <w:right w:val="none" w:color="auto" w:sz="0" w:space="0"/>
-        </w:pBdr>
-        <w:shd w:val="clear" w:fill="FFFFFF"/>
-        <w:spacing w:before="0" w:beforeAutospacing="0" w:after="200" w:afterAutospacing="0"/>
-        <w:ind w:left="0" w:right="0" w:firstLine="0"/>
-        <w:rPr>
-          <w:rFonts w:hint="default" w:ascii="Arial" w:hAnsi="Arial" w:eastAsia="Arial" w:cs="Arial"/>
-          <w:i w:val="0"/>
-          <w:iCs w:val="0"/>
-          <w:caps w:val="0"/>
-          <w:color w:val="2F2F2F"/>
-          <w:spacing w:val="0"/>
-          <w:sz w:val="18"/>
-          <w:szCs w:val="18"/>
-        </w:rPr>
-      </w:pPr>
-      <w:r>
-        <w:rPr>
-          <w:rFonts w:hint="default" w:ascii="Arial" w:hAnsi="Arial" w:eastAsia="Arial" w:cs="Arial"/>
-          <w:i w:val="0"/>
-          <w:iCs w:val="0"/>
-          <w:caps w:val="0"/>
-          <w:color w:val="2F2F2F"/>
-          <w:spacing w:val="0"/>
-          <w:sz w:val="18"/>
-          <w:szCs w:val="18"/>
-          <w:bdr w:val="none" w:color="auto" w:sz="0" w:space="0"/>
+          <w:shd w:val="clear" w:fill="FFFFFF"/>
+        </w:rPr>
+        <w:t>　　</w:t>
+      </w:r>
+      <w:r>
+        <w:rPr>
+          <w:rFonts w:hint="default" w:ascii="Arial" w:hAnsi="Arial" w:eastAsia="Arial" w:cs="Arial"/>
+          <w:i w:val="0"/>
+          <w:iCs w:val="0"/>
+          <w:caps w:val="0"/>
+          <w:color w:val="2F2F2F"/>
+          <w:spacing w:val="0"/>
+          <w:sz w:val="18"/>
+          <w:szCs w:val="18"/>
+          <w:highlight w:val="lightGray"/>
+          <w:shd w:val="clear" w:fill="FFFFFF"/>
+        </w:rPr>
+        <w:t>第四十七条父母抚养子女的条件基本相同，双方均要求直接抚养子女，但子女单独随祖父母或者外祖父母共同生活多年，且祖父母或者外祖父母要求并且有能力帮助子女照顾孙子女或者外孙子女的，可以作为父或者母直接抚养子女的优先条件予以考虑。</w:t>
+      </w:r>
+    </w:p>
+    <w:p>
+      <w:pPr>
+        <w:pStyle w:val="2"/>
+        <w:keepNext w:val="0"/>
+        <w:keepLines w:val="0"/>
+        <w:widowControl/>
+        <w:suppressLineNumbers w:val="0"/>
+        <w:pBdr>
+          <w:top w:val="none" w:color="auto" w:sz="0" w:space="0"/>
+          <w:left w:val="none" w:color="auto" w:sz="0" w:space="0"/>
+          <w:bottom w:val="none" w:color="auto" w:sz="0" w:space="0"/>
+          <w:right w:val="none" w:color="auto" w:sz="0" w:space="0"/>
+        </w:pBdr>
+        <w:shd w:val="clear" w:fill="FFFFFF"/>
+        <w:spacing w:before="0" w:beforeAutospacing="0" w:after="200" w:afterAutospacing="0"/>
+        <w:ind w:left="0" w:right="0" w:firstLine="0"/>
+        <w:rPr>
+          <w:rFonts w:hint="default" w:ascii="Arial" w:hAnsi="Arial" w:eastAsia="Arial" w:cs="Arial"/>
+          <w:i w:val="0"/>
+          <w:iCs w:val="0"/>
+          <w:caps w:val="0"/>
+          <w:color w:val="2F2F2F"/>
+          <w:spacing w:val="0"/>
+          <w:sz w:val="18"/>
+          <w:szCs w:val="18"/>
+        </w:rPr>
+      </w:pPr>
+      <w:r>
+        <w:rPr>
+          <w:rFonts w:hint="default" w:ascii="Arial" w:hAnsi="Arial" w:eastAsia="Arial" w:cs="Arial"/>
+          <w:i w:val="0"/>
+          <w:iCs w:val="0"/>
+          <w:caps w:val="0"/>
+          <w:color w:val="2F2F2F"/>
+          <w:spacing w:val="0"/>
+          <w:sz w:val="18"/>
+          <w:szCs w:val="18"/>
           <w:shd w:val="clear" w:fill="FFFFFF"/>
         </w:rPr>
         <w:t>　　第四十八条在有利于保护子女利益的前提下，父母双方协议轮流直接抚养子女的，人民法院应予支持。</w:t>
@@ -3970,62 +3950,76 @@
           <w:spacing w:val="0"/>
           <w:sz w:val="18"/>
           <w:szCs w:val="18"/>
-        </w:rPr>
-      </w:pPr>
-      <w:r>
-        <w:rPr>
-          <w:rFonts w:hint="default" w:ascii="Arial" w:hAnsi="Arial" w:eastAsia="Arial" w:cs="Arial"/>
-          <w:i w:val="0"/>
-          <w:iCs w:val="0"/>
-          <w:caps w:val="0"/>
-          <w:color w:val="2F2F2F"/>
-          <w:spacing w:val="0"/>
-          <w:sz w:val="18"/>
-          <w:szCs w:val="18"/>
-          <w:bdr w:val="none" w:color="auto" w:sz="0" w:space="0"/>
-          <w:shd w:val="clear" w:fill="FFFFFF"/>
-        </w:rPr>
-        <w:t>　　第四十九条抚养费的数额，可以根据子女的实际需要、父母双方的负担能力和当地的实际生活水平确定。</w:t>
-      </w:r>
-    </w:p>
-    <w:p>
-      <w:pPr>
-        <w:pStyle w:val="2"/>
-        <w:keepNext w:val="0"/>
-        <w:keepLines w:val="0"/>
-        <w:widowControl/>
-        <w:suppressLineNumbers w:val="0"/>
-        <w:pBdr>
-          <w:top w:val="none" w:color="auto" w:sz="0" w:space="0"/>
-          <w:left w:val="none" w:color="auto" w:sz="0" w:space="0"/>
-          <w:bottom w:val="none" w:color="auto" w:sz="0" w:space="0"/>
-          <w:right w:val="none" w:color="auto" w:sz="0" w:space="0"/>
-        </w:pBdr>
-        <w:shd w:val="clear" w:fill="FFFFFF"/>
-        <w:spacing w:before="0" w:beforeAutospacing="0" w:after="200" w:afterAutospacing="0"/>
-        <w:ind w:left="0" w:right="0" w:firstLine="0"/>
-        <w:rPr>
-          <w:rFonts w:hint="default" w:ascii="Arial" w:hAnsi="Arial" w:eastAsia="Arial" w:cs="Arial"/>
-          <w:i w:val="0"/>
-          <w:iCs w:val="0"/>
-          <w:caps w:val="0"/>
-          <w:color w:val="2F2F2F"/>
-          <w:spacing w:val="0"/>
-          <w:sz w:val="18"/>
-          <w:szCs w:val="18"/>
-        </w:rPr>
-      </w:pPr>
-      <w:r>
-        <w:rPr>
-          <w:rFonts w:hint="default" w:ascii="Arial" w:hAnsi="Arial" w:eastAsia="Arial" w:cs="Arial"/>
-          <w:i w:val="0"/>
-          <w:iCs w:val="0"/>
-          <w:caps w:val="0"/>
-          <w:color w:val="2F2F2F"/>
-          <w:spacing w:val="0"/>
-          <w:sz w:val="18"/>
-          <w:szCs w:val="18"/>
-          <w:bdr w:val="none" w:color="auto" w:sz="0" w:space="0"/>
+          <w:highlight w:val="lightGray"/>
+        </w:rPr>
+      </w:pPr>
+      <w:r>
+        <w:rPr>
+          <w:rFonts w:hint="default" w:ascii="Arial" w:hAnsi="Arial" w:eastAsia="Arial" w:cs="Arial"/>
+          <w:i w:val="0"/>
+          <w:iCs w:val="0"/>
+          <w:caps w:val="0"/>
+          <w:color w:val="2F2F2F"/>
+          <w:spacing w:val="0"/>
+          <w:sz w:val="18"/>
+          <w:szCs w:val="18"/>
+          <w:shd w:val="clear" w:fill="FFFFFF"/>
+        </w:rPr>
+        <w:t>　　</w:t>
+      </w:r>
+      <w:r>
+        <w:rPr>
+          <w:rFonts w:hint="default" w:ascii="Arial" w:hAnsi="Arial" w:eastAsia="Arial" w:cs="Arial"/>
+          <w:i w:val="0"/>
+          <w:iCs w:val="0"/>
+          <w:caps w:val="0"/>
+          <w:color w:val="2F2F2F"/>
+          <w:spacing w:val="0"/>
+          <w:sz w:val="18"/>
+          <w:szCs w:val="18"/>
+          <w:highlight w:val="lightGray"/>
+          <w:shd w:val="clear" w:fill="FFFFFF"/>
+        </w:rPr>
+        <w:t>第四十九条抚养费的数额，可以根据子女的实际需要、父母双方的负担能力和当地的实际生活水平确定。</w:t>
+      </w:r>
+    </w:p>
+    <w:p>
+      <w:pPr>
+        <w:pStyle w:val="2"/>
+        <w:keepNext w:val="0"/>
+        <w:keepLines w:val="0"/>
+        <w:widowControl/>
+        <w:suppressLineNumbers w:val="0"/>
+        <w:pBdr>
+          <w:top w:val="none" w:color="auto" w:sz="0" w:space="0"/>
+          <w:left w:val="none" w:color="auto" w:sz="0" w:space="0"/>
+          <w:bottom w:val="none" w:color="auto" w:sz="0" w:space="0"/>
+          <w:right w:val="none" w:color="auto" w:sz="0" w:space="0"/>
+        </w:pBdr>
+        <w:shd w:val="clear" w:fill="FFFFFF"/>
+        <w:spacing w:before="0" w:beforeAutospacing="0" w:after="200" w:afterAutospacing="0"/>
+        <w:ind w:left="0" w:right="0" w:firstLine="0"/>
+        <w:rPr>
+          <w:rFonts w:hint="default" w:ascii="Arial" w:hAnsi="Arial" w:eastAsia="Arial" w:cs="Arial"/>
+          <w:i w:val="0"/>
+          <w:iCs w:val="0"/>
+          <w:caps w:val="0"/>
+          <w:color w:val="2F2F2F"/>
+          <w:spacing w:val="0"/>
+          <w:sz w:val="18"/>
+          <w:szCs w:val="18"/>
+        </w:rPr>
+      </w:pPr>
+      <w:r>
+        <w:rPr>
+          <w:rFonts w:hint="default" w:ascii="Arial" w:hAnsi="Arial" w:eastAsia="Arial" w:cs="Arial"/>
+          <w:i w:val="0"/>
+          <w:iCs w:val="0"/>
+          <w:caps w:val="0"/>
+          <w:color w:val="2F2F2F"/>
+          <w:spacing w:val="0"/>
+          <w:sz w:val="18"/>
+          <w:szCs w:val="18"/>
           <w:shd w:val="clear" w:fill="FFFFFF"/>
         </w:rPr>
         <w:t>　　有固定收入的，抚养费一般可以按其月总收入的百分之二十至三十的比例给付。负担两个以上子女抚养费的，比例可以适当提高，但一般不得超过月总收入的百分之五十。</w:t>
@@ -4068,50 +4062,63 @@
           <w:spacing w:val="0"/>
           <w:sz w:val="18"/>
           <w:szCs w:val="18"/>
-          <w:bdr w:val="none" w:color="auto" w:sz="0" w:space="0"/>
-          <w:shd w:val="clear" w:fill="FFFFFF"/>
-        </w:rPr>
-        <w:t>　　无固定收入的，抚养费的数额可以依据当年总收入或者同行业平均收入，参照上述比例确定。</w:t>
-      </w:r>
-    </w:p>
-    <w:p>
-      <w:pPr>
-        <w:pStyle w:val="2"/>
-        <w:keepNext w:val="0"/>
-        <w:keepLines w:val="0"/>
-        <w:widowControl/>
-        <w:suppressLineNumbers w:val="0"/>
-        <w:pBdr>
-          <w:top w:val="none" w:color="auto" w:sz="0" w:space="0"/>
-          <w:left w:val="none" w:color="auto" w:sz="0" w:space="0"/>
-          <w:bottom w:val="none" w:color="auto" w:sz="0" w:space="0"/>
-          <w:right w:val="none" w:color="auto" w:sz="0" w:space="0"/>
-        </w:pBdr>
-        <w:shd w:val="clear" w:fill="FFFFFF"/>
-        <w:spacing w:before="0" w:beforeAutospacing="0" w:after="200" w:afterAutospacing="0"/>
-        <w:ind w:left="0" w:right="0" w:firstLine="0"/>
-        <w:rPr>
-          <w:rFonts w:hint="default" w:ascii="Arial" w:hAnsi="Arial" w:eastAsia="Arial" w:cs="Arial"/>
-          <w:i w:val="0"/>
-          <w:iCs w:val="0"/>
-          <w:caps w:val="0"/>
-          <w:color w:val="2F2F2F"/>
-          <w:spacing w:val="0"/>
-          <w:sz w:val="18"/>
-          <w:szCs w:val="18"/>
-        </w:rPr>
-      </w:pPr>
-      <w:r>
-        <w:rPr>
-          <w:rFonts w:hint="default" w:ascii="Arial" w:hAnsi="Arial" w:eastAsia="Arial" w:cs="Arial"/>
-          <w:i w:val="0"/>
-          <w:iCs w:val="0"/>
-          <w:caps w:val="0"/>
-          <w:color w:val="2F2F2F"/>
-          <w:spacing w:val="0"/>
-          <w:sz w:val="18"/>
-          <w:szCs w:val="18"/>
-          <w:bdr w:val="none" w:color="auto" w:sz="0" w:space="0"/>
+          <w:shd w:val="clear" w:fill="FFFFFF"/>
+        </w:rPr>
+        <w:t>　　</w:t>
+      </w:r>
+      <w:r>
+        <w:rPr>
+          <w:rFonts w:hint="default" w:ascii="Arial" w:hAnsi="Arial" w:eastAsia="Arial" w:cs="Arial"/>
+          <w:i w:val="0"/>
+          <w:iCs w:val="0"/>
+          <w:caps w:val="0"/>
+          <w:color w:val="2F2F2F"/>
+          <w:spacing w:val="0"/>
+          <w:sz w:val="18"/>
+          <w:szCs w:val="18"/>
+          <w:highlight w:val="lightGray"/>
+          <w:shd w:val="clear" w:fill="FFFFFF"/>
+        </w:rPr>
+        <w:t>无固定收入的，抚养费的数额可以依据当年总收入或者同行业平均收入，参照上述比例确定。</w:t>
+      </w:r>
+    </w:p>
+    <w:p>
+      <w:pPr>
+        <w:pStyle w:val="2"/>
+        <w:keepNext w:val="0"/>
+        <w:keepLines w:val="0"/>
+        <w:widowControl/>
+        <w:suppressLineNumbers w:val="0"/>
+        <w:pBdr>
+          <w:top w:val="none" w:color="auto" w:sz="0" w:space="0"/>
+          <w:left w:val="none" w:color="auto" w:sz="0" w:space="0"/>
+          <w:bottom w:val="none" w:color="auto" w:sz="0" w:space="0"/>
+          <w:right w:val="none" w:color="auto" w:sz="0" w:space="0"/>
+        </w:pBdr>
+        <w:shd w:val="clear" w:fill="FFFFFF"/>
+        <w:spacing w:before="0" w:beforeAutospacing="0" w:after="200" w:afterAutospacing="0"/>
+        <w:ind w:left="0" w:right="0" w:firstLine="0"/>
+        <w:rPr>
+          <w:rFonts w:hint="default" w:ascii="Arial" w:hAnsi="Arial" w:eastAsia="Arial" w:cs="Arial"/>
+          <w:i w:val="0"/>
+          <w:iCs w:val="0"/>
+          <w:caps w:val="0"/>
+          <w:color w:val="2F2F2F"/>
+          <w:spacing w:val="0"/>
+          <w:sz w:val="18"/>
+          <w:szCs w:val="18"/>
+        </w:rPr>
+      </w:pPr>
+      <w:r>
+        <w:rPr>
+          <w:rFonts w:hint="default" w:ascii="Arial" w:hAnsi="Arial" w:eastAsia="Arial" w:cs="Arial"/>
+          <w:i w:val="0"/>
+          <w:iCs w:val="0"/>
+          <w:caps w:val="0"/>
+          <w:color w:val="2F2F2F"/>
+          <w:spacing w:val="0"/>
+          <w:sz w:val="18"/>
+          <w:szCs w:val="18"/>
           <w:shd w:val="clear" w:fill="FFFFFF"/>
         </w:rPr>
         <w:t>　　有特殊情况的，可以适当提高或者降低上述比例。</w:t>
@@ -4154,50 +4161,63 @@
           <w:spacing w:val="0"/>
           <w:sz w:val="18"/>
           <w:szCs w:val="18"/>
-          <w:bdr w:val="none" w:color="auto" w:sz="0" w:space="0"/>
-          <w:shd w:val="clear" w:fill="FFFFFF"/>
-        </w:rPr>
-        <w:t>　　第五十条抚养费应当定期给付，有条件的可以一次性给付。</w:t>
-      </w:r>
-    </w:p>
-    <w:p>
-      <w:pPr>
-        <w:pStyle w:val="2"/>
-        <w:keepNext w:val="0"/>
-        <w:keepLines w:val="0"/>
-        <w:widowControl/>
-        <w:suppressLineNumbers w:val="0"/>
-        <w:pBdr>
-          <w:top w:val="none" w:color="auto" w:sz="0" w:space="0"/>
-          <w:left w:val="none" w:color="auto" w:sz="0" w:space="0"/>
-          <w:bottom w:val="none" w:color="auto" w:sz="0" w:space="0"/>
-          <w:right w:val="none" w:color="auto" w:sz="0" w:space="0"/>
-        </w:pBdr>
-        <w:shd w:val="clear" w:fill="FFFFFF"/>
-        <w:spacing w:before="0" w:beforeAutospacing="0" w:after="200" w:afterAutospacing="0"/>
-        <w:ind w:left="0" w:right="0" w:firstLine="0"/>
-        <w:rPr>
-          <w:rFonts w:hint="default" w:ascii="Arial" w:hAnsi="Arial" w:eastAsia="Arial" w:cs="Arial"/>
-          <w:i w:val="0"/>
-          <w:iCs w:val="0"/>
-          <w:caps w:val="0"/>
-          <w:color w:val="2F2F2F"/>
-          <w:spacing w:val="0"/>
-          <w:sz w:val="18"/>
-          <w:szCs w:val="18"/>
-        </w:rPr>
-      </w:pPr>
-      <w:r>
-        <w:rPr>
-          <w:rFonts w:hint="default" w:ascii="Arial" w:hAnsi="Arial" w:eastAsia="Arial" w:cs="Arial"/>
-          <w:i w:val="0"/>
-          <w:iCs w:val="0"/>
-          <w:caps w:val="0"/>
-          <w:color w:val="2F2F2F"/>
-          <w:spacing w:val="0"/>
-          <w:sz w:val="18"/>
-          <w:szCs w:val="18"/>
-          <w:bdr w:val="none" w:color="auto" w:sz="0" w:space="0"/>
+          <w:shd w:val="clear" w:fill="FFFFFF"/>
+        </w:rPr>
+        <w:t>　　</w:t>
+      </w:r>
+      <w:r>
+        <w:rPr>
+          <w:rFonts w:hint="default" w:ascii="Arial" w:hAnsi="Arial" w:eastAsia="Arial" w:cs="Arial"/>
+          <w:i w:val="0"/>
+          <w:iCs w:val="0"/>
+          <w:caps w:val="0"/>
+          <w:color w:val="2F2F2F"/>
+          <w:spacing w:val="0"/>
+          <w:sz w:val="18"/>
+          <w:szCs w:val="18"/>
+          <w:highlight w:val="lightGray"/>
+          <w:shd w:val="clear" w:fill="FFFFFF"/>
+        </w:rPr>
+        <w:t>第五十条抚养费应当定期给付，有条件的可以一次性给付。</w:t>
+      </w:r>
+    </w:p>
+    <w:p>
+      <w:pPr>
+        <w:pStyle w:val="2"/>
+        <w:keepNext w:val="0"/>
+        <w:keepLines w:val="0"/>
+        <w:widowControl/>
+        <w:suppressLineNumbers w:val="0"/>
+        <w:pBdr>
+          <w:top w:val="none" w:color="auto" w:sz="0" w:space="0"/>
+          <w:left w:val="none" w:color="auto" w:sz="0" w:space="0"/>
+          <w:bottom w:val="none" w:color="auto" w:sz="0" w:space="0"/>
+          <w:right w:val="none" w:color="auto" w:sz="0" w:space="0"/>
+        </w:pBdr>
+        <w:shd w:val="clear" w:fill="FFFFFF"/>
+        <w:spacing w:before="0" w:beforeAutospacing="0" w:after="200" w:afterAutospacing="0"/>
+        <w:ind w:left="0" w:right="0" w:firstLine="0"/>
+        <w:rPr>
+          <w:rFonts w:hint="default" w:ascii="Arial" w:hAnsi="Arial" w:eastAsia="Arial" w:cs="Arial"/>
+          <w:i w:val="0"/>
+          <w:iCs w:val="0"/>
+          <w:caps w:val="0"/>
+          <w:color w:val="2F2F2F"/>
+          <w:spacing w:val="0"/>
+          <w:sz w:val="18"/>
+          <w:szCs w:val="18"/>
+        </w:rPr>
+      </w:pPr>
+      <w:r>
+        <w:rPr>
+          <w:rFonts w:hint="default" w:ascii="Arial" w:hAnsi="Arial" w:eastAsia="Arial" w:cs="Arial"/>
+          <w:i w:val="0"/>
+          <w:iCs w:val="0"/>
+          <w:caps w:val="0"/>
+          <w:color w:val="2F2F2F"/>
+          <w:spacing w:val="0"/>
+          <w:sz w:val="18"/>
+          <w:szCs w:val="18"/>
           <w:shd w:val="clear" w:fill="FFFFFF"/>
         </w:rPr>
         <w:t>　　第五十一条父母一方无经济收入或者下落不明的，可以用其财物折抵抚养费。</w:t>
@@ -4240,93 +4260,136 @@
           <w:spacing w:val="0"/>
           <w:sz w:val="18"/>
           <w:szCs w:val="18"/>
-          <w:bdr w:val="none" w:color="auto" w:sz="0" w:space="0"/>
-          <w:shd w:val="clear" w:fill="FFFFFF"/>
-        </w:rPr>
-        <w:t>　　第五十二条父母双方可以协议由一方直接抚养子女并由直接抚养方负担子女全部抚养费。但是，直接抚养方的抚养能力明显不能保障子女所需费用，影响子女健康成长的，人民法院不予支持。</w:t>
-      </w:r>
-    </w:p>
-    <w:p>
-      <w:pPr>
-        <w:pStyle w:val="2"/>
-        <w:keepNext w:val="0"/>
-        <w:keepLines w:val="0"/>
-        <w:widowControl/>
-        <w:suppressLineNumbers w:val="0"/>
-        <w:pBdr>
-          <w:top w:val="none" w:color="auto" w:sz="0" w:space="0"/>
-          <w:left w:val="none" w:color="auto" w:sz="0" w:space="0"/>
-          <w:bottom w:val="none" w:color="auto" w:sz="0" w:space="0"/>
-          <w:right w:val="none" w:color="auto" w:sz="0" w:space="0"/>
-        </w:pBdr>
-        <w:shd w:val="clear" w:fill="FFFFFF"/>
-        <w:spacing w:before="0" w:beforeAutospacing="0" w:after="200" w:afterAutospacing="0"/>
-        <w:ind w:left="0" w:right="0" w:firstLine="0"/>
-        <w:rPr>
-          <w:rFonts w:hint="default" w:ascii="Arial" w:hAnsi="Arial" w:eastAsia="Arial" w:cs="Arial"/>
-          <w:i w:val="0"/>
-          <w:iCs w:val="0"/>
-          <w:caps w:val="0"/>
-          <w:color w:val="2F2F2F"/>
-          <w:spacing w:val="0"/>
-          <w:sz w:val="18"/>
-          <w:szCs w:val="18"/>
-        </w:rPr>
-      </w:pPr>
-      <w:r>
-        <w:rPr>
-          <w:rFonts w:hint="default" w:ascii="Arial" w:hAnsi="Arial" w:eastAsia="Arial" w:cs="Arial"/>
-          <w:i w:val="0"/>
-          <w:iCs w:val="0"/>
-          <w:caps w:val="0"/>
-          <w:color w:val="2F2F2F"/>
-          <w:spacing w:val="0"/>
-          <w:sz w:val="18"/>
-          <w:szCs w:val="18"/>
-          <w:bdr w:val="none" w:color="auto" w:sz="0" w:space="0"/>
-          <w:shd w:val="clear" w:fill="FFFFFF"/>
-        </w:rPr>
-        <w:t>　　第五十三条抚养费的给付期限，一般至子女十八周岁为止。</w:t>
-      </w:r>
-    </w:p>
-    <w:p>
-      <w:pPr>
-        <w:pStyle w:val="2"/>
-        <w:keepNext w:val="0"/>
-        <w:keepLines w:val="0"/>
-        <w:widowControl/>
-        <w:suppressLineNumbers w:val="0"/>
-        <w:pBdr>
-          <w:top w:val="none" w:color="auto" w:sz="0" w:space="0"/>
-          <w:left w:val="none" w:color="auto" w:sz="0" w:space="0"/>
-          <w:bottom w:val="none" w:color="auto" w:sz="0" w:space="0"/>
-          <w:right w:val="none" w:color="auto" w:sz="0" w:space="0"/>
-        </w:pBdr>
-        <w:shd w:val="clear" w:fill="FFFFFF"/>
-        <w:spacing w:before="0" w:beforeAutospacing="0" w:after="200" w:afterAutospacing="0"/>
-        <w:ind w:left="0" w:right="0" w:firstLine="0"/>
-        <w:rPr>
-          <w:rFonts w:hint="default" w:ascii="Arial" w:hAnsi="Arial" w:eastAsia="Arial" w:cs="Arial"/>
-          <w:i w:val="0"/>
-          <w:iCs w:val="0"/>
-          <w:caps w:val="0"/>
-          <w:color w:val="2F2F2F"/>
-          <w:spacing w:val="0"/>
-          <w:sz w:val="18"/>
-          <w:szCs w:val="18"/>
-        </w:rPr>
-      </w:pPr>
-      <w:r>
-        <w:rPr>
-          <w:rFonts w:hint="default" w:ascii="Arial" w:hAnsi="Arial" w:eastAsia="Arial" w:cs="Arial"/>
-          <w:i w:val="0"/>
-          <w:iCs w:val="0"/>
-          <w:caps w:val="0"/>
-          <w:color w:val="2F2F2F"/>
-          <w:spacing w:val="0"/>
-          <w:sz w:val="18"/>
-          <w:szCs w:val="18"/>
-          <w:bdr w:val="none" w:color="auto" w:sz="0" w:space="0"/>
+          <w:shd w:val="clear" w:fill="FFFFFF"/>
+        </w:rPr>
+        <w:t>　　</w:t>
+      </w:r>
+      <w:r>
+        <w:rPr>
+          <w:rFonts w:hint="default" w:ascii="Arial" w:hAnsi="Arial" w:eastAsia="Arial" w:cs="Arial"/>
+          <w:i w:val="0"/>
+          <w:iCs w:val="0"/>
+          <w:caps w:val="0"/>
+          <w:color w:val="2F2F2F"/>
+          <w:spacing w:val="0"/>
+          <w:sz w:val="18"/>
+          <w:szCs w:val="18"/>
+          <w:highlight w:val="lightGray"/>
+          <w:shd w:val="clear" w:fill="FFFFFF"/>
+        </w:rPr>
+        <w:t>第五十二条父母双方可以协议由一方直接抚养子女并由直接抚养方负担子女全部抚养费。</w:t>
+      </w:r>
+      <w:r>
+        <w:rPr>
+          <w:rFonts w:hint="default" w:ascii="Arial" w:hAnsi="Arial" w:eastAsia="Arial" w:cs="Arial"/>
+          <w:i w:val="0"/>
+          <w:iCs w:val="0"/>
+          <w:caps w:val="0"/>
+          <w:color w:val="2F2F2F"/>
+          <w:spacing w:val="0"/>
+          <w:sz w:val="18"/>
+          <w:szCs w:val="18"/>
+          <w:shd w:val="clear" w:fill="FFFFFF"/>
+        </w:rPr>
+        <w:t>但是，直接抚养方的抚养能力明显不能保障子女所需费用，影响子女健康成长的，人民法院不予支持。</w:t>
+      </w:r>
+    </w:p>
+    <w:p>
+      <w:pPr>
+        <w:pStyle w:val="2"/>
+        <w:keepNext w:val="0"/>
+        <w:keepLines w:val="0"/>
+        <w:widowControl/>
+        <w:suppressLineNumbers w:val="0"/>
+        <w:pBdr>
+          <w:top w:val="none" w:color="auto" w:sz="0" w:space="0"/>
+          <w:left w:val="none" w:color="auto" w:sz="0" w:space="0"/>
+          <w:bottom w:val="none" w:color="auto" w:sz="0" w:space="0"/>
+          <w:right w:val="none" w:color="auto" w:sz="0" w:space="0"/>
+        </w:pBdr>
+        <w:shd w:val="clear" w:fill="FFFFFF"/>
+        <w:spacing w:before="0" w:beforeAutospacing="0" w:after="200" w:afterAutospacing="0"/>
+        <w:ind w:left="0" w:right="0" w:firstLine="0"/>
+        <w:rPr>
+          <w:rFonts w:hint="default" w:ascii="Arial" w:hAnsi="Arial" w:eastAsia="Arial" w:cs="Arial"/>
+          <w:i w:val="0"/>
+          <w:iCs w:val="0"/>
+          <w:caps w:val="0"/>
+          <w:color w:val="2F2F2F"/>
+          <w:spacing w:val="0"/>
+          <w:sz w:val="18"/>
+          <w:szCs w:val="18"/>
+          <w:highlight w:val="lightGray"/>
+        </w:rPr>
+      </w:pPr>
+      <w:r>
+        <w:rPr>
+          <w:rFonts w:hint="default" w:ascii="Arial" w:hAnsi="Arial" w:eastAsia="Arial" w:cs="Arial"/>
+          <w:i w:val="0"/>
+          <w:iCs w:val="0"/>
+          <w:caps w:val="0"/>
+          <w:color w:val="2F2F2F"/>
+          <w:spacing w:val="0"/>
+          <w:sz w:val="18"/>
+          <w:szCs w:val="18"/>
+          <w:shd w:val="clear" w:fill="FFFFFF"/>
+        </w:rPr>
+        <w:t>　　</w:t>
+      </w:r>
+      <w:r>
+        <w:rPr>
+          <w:rFonts w:hint="default" w:ascii="Arial" w:hAnsi="Arial" w:eastAsia="Arial" w:cs="Arial"/>
+          <w:i w:val="0"/>
+          <w:iCs w:val="0"/>
+          <w:caps w:val="0"/>
+          <w:color w:val="2F2F2F"/>
+          <w:spacing w:val="0"/>
+          <w:sz w:val="18"/>
+          <w:szCs w:val="18"/>
+          <w:highlight w:val="lightGray"/>
+          <w:shd w:val="clear" w:fill="FFFFFF"/>
+        </w:rPr>
+        <w:t>第五十三条抚养费的给付期限，一般至子女十八周岁为止。</w:t>
+      </w:r>
+    </w:p>
+    <w:p>
+      <w:pPr>
+        <w:pStyle w:val="2"/>
+        <w:keepNext w:val="0"/>
+        <w:keepLines w:val="0"/>
+        <w:widowControl/>
+        <w:suppressLineNumbers w:val="0"/>
+        <w:pBdr>
+          <w:top w:val="none" w:color="auto" w:sz="0" w:space="0"/>
+          <w:left w:val="none" w:color="auto" w:sz="0" w:space="0"/>
+          <w:bottom w:val="none" w:color="auto" w:sz="0" w:space="0"/>
+          <w:right w:val="none" w:color="auto" w:sz="0" w:space="0"/>
+        </w:pBdr>
+        <w:shd w:val="clear" w:fill="FFFFFF"/>
+        <w:spacing w:before="0" w:beforeAutospacing="0" w:after="200" w:afterAutospacing="0"/>
+        <w:ind w:left="0" w:right="0" w:firstLine="0"/>
+        <w:rPr>
+          <w:rFonts w:hint="default" w:ascii="Arial" w:hAnsi="Arial" w:eastAsia="Arial" w:cs="Arial"/>
+          <w:i w:val="0"/>
+          <w:iCs w:val="0"/>
+          <w:caps w:val="0"/>
+          <w:color w:val="2F2F2F"/>
+          <w:spacing w:val="0"/>
+          <w:sz w:val="18"/>
+          <w:szCs w:val="18"/>
+        </w:rPr>
+      </w:pPr>
+      <w:r>
+        <w:rPr>
+          <w:rFonts w:hint="default" w:ascii="Arial" w:hAnsi="Arial" w:eastAsia="Arial" w:cs="Arial"/>
+          <w:i w:val="0"/>
+          <w:iCs w:val="0"/>
+          <w:caps w:val="0"/>
+          <w:color w:val="2F2F2F"/>
+          <w:spacing w:val="0"/>
+          <w:sz w:val="18"/>
+          <w:szCs w:val="18"/>
+          <w:highlight w:val="lightGray"/>
           <w:shd w:val="clear" w:fill="FFFFFF"/>
         </w:rPr>
         <w:t>　　十六周岁以上不满十八周岁，以其劳动收入为主要生活来源，并能维持当地一般生活水平的，父母可以停止给付抚养费。</w:t>
@@ -4369,7 +4432,6 @@
           <w:spacing w:val="0"/>
           <w:sz w:val="18"/>
           <w:szCs w:val="18"/>
-          <w:bdr w:val="none" w:color="auto" w:sz="0" w:space="0"/>
           <w:shd w:val="clear" w:fill="FFFFFF"/>
         </w:rPr>
         <w:t>　　第五十四条生父与继母离婚或者生母与继父离婚时，对曾受其抚养教育的继子女，继父或者继母不同意继续抚养的，仍应由生父或者生母抚养。</w:t>
@@ -4412,7 +4474,6 @@
           <w:spacing w:val="0"/>
           <w:sz w:val="18"/>
           <w:szCs w:val="18"/>
-          <w:bdr w:val="none" w:color="auto" w:sz="0" w:space="0"/>
           <w:shd w:val="clear" w:fill="FFFFFF"/>
         </w:rPr>
         <w:t>　　第五十五条离婚后，父母一方要求变更子女抚养关系的，或者子女要求增加抚养费的，应当另行提起诉讼。</w:t>
@@ -4455,50 +4516,63 @@
           <w:spacing w:val="0"/>
           <w:sz w:val="18"/>
           <w:szCs w:val="18"/>
-          <w:bdr w:val="none" w:color="auto" w:sz="0" w:space="0"/>
-          <w:shd w:val="clear" w:fill="FFFFFF"/>
-        </w:rPr>
-        <w:t>　　第五十六条具有下列情形之一，父母一方要求变更子女抚养关系的，人民法院应予支持：</w:t>
-      </w:r>
-    </w:p>
-    <w:p>
-      <w:pPr>
-        <w:pStyle w:val="2"/>
-        <w:keepNext w:val="0"/>
-        <w:keepLines w:val="0"/>
-        <w:widowControl/>
-        <w:suppressLineNumbers w:val="0"/>
-        <w:pBdr>
-          <w:top w:val="none" w:color="auto" w:sz="0" w:space="0"/>
-          <w:left w:val="none" w:color="auto" w:sz="0" w:space="0"/>
-          <w:bottom w:val="none" w:color="auto" w:sz="0" w:space="0"/>
-          <w:right w:val="none" w:color="auto" w:sz="0" w:space="0"/>
-        </w:pBdr>
-        <w:shd w:val="clear" w:fill="FFFFFF"/>
-        <w:spacing w:before="0" w:beforeAutospacing="0" w:after="200" w:afterAutospacing="0"/>
-        <w:ind w:left="0" w:right="0" w:firstLine="0"/>
-        <w:rPr>
-          <w:rFonts w:hint="default" w:ascii="Arial" w:hAnsi="Arial" w:eastAsia="Arial" w:cs="Arial"/>
-          <w:i w:val="0"/>
-          <w:iCs w:val="0"/>
-          <w:caps w:val="0"/>
-          <w:color w:val="2F2F2F"/>
-          <w:spacing w:val="0"/>
-          <w:sz w:val="18"/>
-          <w:szCs w:val="18"/>
-        </w:rPr>
-      </w:pPr>
-      <w:r>
-        <w:rPr>
-          <w:rFonts w:hint="default" w:ascii="Arial" w:hAnsi="Arial" w:eastAsia="Arial" w:cs="Arial"/>
-          <w:i w:val="0"/>
-          <w:iCs w:val="0"/>
-          <w:caps w:val="0"/>
-          <w:color w:val="2F2F2F"/>
-          <w:spacing w:val="0"/>
-          <w:sz w:val="18"/>
-          <w:szCs w:val="18"/>
-          <w:bdr w:val="none" w:color="auto" w:sz="0" w:space="0"/>
+          <w:shd w:val="clear" w:fill="FFFFFF"/>
+        </w:rPr>
+        <w:t>　　</w:t>
+      </w:r>
+      <w:r>
+        <w:rPr>
+          <w:rFonts w:hint="default" w:ascii="Arial" w:hAnsi="Arial" w:eastAsia="Arial" w:cs="Arial"/>
+          <w:i w:val="0"/>
+          <w:iCs w:val="0"/>
+          <w:caps w:val="0"/>
+          <w:color w:val="2F2F2F"/>
+          <w:spacing w:val="0"/>
+          <w:sz w:val="18"/>
+          <w:szCs w:val="18"/>
+          <w:highlight w:val="lightGray"/>
+          <w:shd w:val="clear" w:fill="FFFFFF"/>
+        </w:rPr>
+        <w:t>第五十六条具有下列情形之一，父母一方要求变更子女抚养关系的，人民法院应予支持：</w:t>
+      </w:r>
+    </w:p>
+    <w:p>
+      <w:pPr>
+        <w:pStyle w:val="2"/>
+        <w:keepNext w:val="0"/>
+        <w:keepLines w:val="0"/>
+        <w:widowControl/>
+        <w:suppressLineNumbers w:val="0"/>
+        <w:pBdr>
+          <w:top w:val="none" w:color="auto" w:sz="0" w:space="0"/>
+          <w:left w:val="none" w:color="auto" w:sz="0" w:space="0"/>
+          <w:bottom w:val="none" w:color="auto" w:sz="0" w:space="0"/>
+          <w:right w:val="none" w:color="auto" w:sz="0" w:space="0"/>
+        </w:pBdr>
+        <w:shd w:val="clear" w:fill="FFFFFF"/>
+        <w:spacing w:before="0" w:beforeAutospacing="0" w:after="200" w:afterAutospacing="0"/>
+        <w:ind w:left="0" w:right="0" w:firstLine="0"/>
+        <w:rPr>
+          <w:rFonts w:hint="default" w:ascii="Arial" w:hAnsi="Arial" w:eastAsia="Arial" w:cs="Arial"/>
+          <w:i w:val="0"/>
+          <w:iCs w:val="0"/>
+          <w:caps w:val="0"/>
+          <w:color w:val="2F2F2F"/>
+          <w:spacing w:val="0"/>
+          <w:sz w:val="18"/>
+          <w:szCs w:val="18"/>
+        </w:rPr>
+      </w:pPr>
+      <w:r>
+        <w:rPr>
+          <w:rFonts w:hint="default" w:ascii="Arial" w:hAnsi="Arial" w:eastAsia="Arial" w:cs="Arial"/>
+          <w:i w:val="0"/>
+          <w:iCs w:val="0"/>
+          <w:caps w:val="0"/>
+          <w:color w:val="2F2F2F"/>
+          <w:spacing w:val="0"/>
+          <w:sz w:val="18"/>
+          <w:szCs w:val="18"/>
           <w:shd w:val="clear" w:fill="FFFFFF"/>
         </w:rPr>
         <w:t>　　（一）与子女共同生活的一方因患严重疾病或者因伤残无力继续抚养子女；</w:t>
@@ -4541,7 +4615,6 @@
           <w:spacing w:val="0"/>
           <w:sz w:val="18"/>
           <w:szCs w:val="18"/>
-          <w:bdr w:val="none" w:color="auto" w:sz="0" w:space="0"/>
           <w:shd w:val="clear" w:fill="FFFFFF"/>
         </w:rPr>
         <w:t>　　（二）与子女共同生活的一方不尽抚养义务或有虐待子女行为，或者其与子女共同生活对子女身心健康确有不利影响；</w:t>
@@ -4584,7 +4657,6 @@
           <w:spacing w:val="0"/>
           <w:sz w:val="18"/>
           <w:szCs w:val="18"/>
-          <w:bdr w:val="none" w:color="auto" w:sz="0" w:space="0"/>
           <w:shd w:val="clear" w:fill="FFFFFF"/>
         </w:rPr>
         <w:t>　　（三）已满八周岁的子女，愿随另一方生活，该方又有抚养能力；</w:t>
@@ -4627,7 +4699,6 @@
           <w:spacing w:val="0"/>
           <w:sz w:val="18"/>
           <w:szCs w:val="18"/>
-          <w:bdr w:val="none" w:color="auto" w:sz="0" w:space="0"/>
           <w:shd w:val="clear" w:fill="FFFFFF"/>
         </w:rPr>
         <w:t>　　（四）有其他正当理由需要变更。</w:t>
@@ -4670,7 +4741,6 @@
           <w:spacing w:val="0"/>
           <w:sz w:val="18"/>
           <w:szCs w:val="18"/>
-          <w:bdr w:val="none" w:color="auto" w:sz="0" w:space="0"/>
           <w:shd w:val="clear" w:fill="FFFFFF"/>
         </w:rPr>
         <w:t>　　第五十七条父母双方协议变更子女抚养关系的，人民法院应予支持。</w:t>
@@ -4713,50 +4783,63 @@
           <w:spacing w:val="0"/>
           <w:sz w:val="18"/>
           <w:szCs w:val="18"/>
-          <w:bdr w:val="none" w:color="auto" w:sz="0" w:space="0"/>
-          <w:shd w:val="clear" w:fill="FFFFFF"/>
-        </w:rPr>
-        <w:t>　　第五十八条具有下列情形之一，子女要求有负担能力的父或者母增加抚养费的，人民法院应予支持：</w:t>
-      </w:r>
-    </w:p>
-    <w:p>
-      <w:pPr>
-        <w:pStyle w:val="2"/>
-        <w:keepNext w:val="0"/>
-        <w:keepLines w:val="0"/>
-        <w:widowControl/>
-        <w:suppressLineNumbers w:val="0"/>
-        <w:pBdr>
-          <w:top w:val="none" w:color="auto" w:sz="0" w:space="0"/>
-          <w:left w:val="none" w:color="auto" w:sz="0" w:space="0"/>
-          <w:bottom w:val="none" w:color="auto" w:sz="0" w:space="0"/>
-          <w:right w:val="none" w:color="auto" w:sz="0" w:space="0"/>
-        </w:pBdr>
-        <w:shd w:val="clear" w:fill="FFFFFF"/>
-        <w:spacing w:before="0" w:beforeAutospacing="0" w:after="200" w:afterAutospacing="0"/>
-        <w:ind w:left="0" w:right="0" w:firstLine="0"/>
-        <w:rPr>
-          <w:rFonts w:hint="default" w:ascii="Arial" w:hAnsi="Arial" w:eastAsia="Arial" w:cs="Arial"/>
-          <w:i w:val="0"/>
-          <w:iCs w:val="0"/>
-          <w:caps w:val="0"/>
-          <w:color w:val="2F2F2F"/>
-          <w:spacing w:val="0"/>
-          <w:sz w:val="18"/>
-          <w:szCs w:val="18"/>
-        </w:rPr>
-      </w:pPr>
-      <w:r>
-        <w:rPr>
-          <w:rFonts w:hint="default" w:ascii="Arial" w:hAnsi="Arial" w:eastAsia="Arial" w:cs="Arial"/>
-          <w:i w:val="0"/>
-          <w:iCs w:val="0"/>
-          <w:caps w:val="0"/>
-          <w:color w:val="2F2F2F"/>
-          <w:spacing w:val="0"/>
-          <w:sz w:val="18"/>
-          <w:szCs w:val="18"/>
-          <w:bdr w:val="none" w:color="auto" w:sz="0" w:space="0"/>
+          <w:shd w:val="clear" w:fill="FFFFFF"/>
+        </w:rPr>
+        <w:t>　　</w:t>
+      </w:r>
+      <w:r>
+        <w:rPr>
+          <w:rFonts w:hint="default" w:ascii="Arial" w:hAnsi="Arial" w:eastAsia="Arial" w:cs="Arial"/>
+          <w:i w:val="0"/>
+          <w:iCs w:val="0"/>
+          <w:caps w:val="0"/>
+          <w:color w:val="2F2F2F"/>
+          <w:spacing w:val="0"/>
+          <w:sz w:val="18"/>
+          <w:szCs w:val="18"/>
+          <w:highlight w:val="lightGray"/>
+          <w:shd w:val="clear" w:fill="FFFFFF"/>
+        </w:rPr>
+        <w:t>第五十八条具有下列情形之一，子女要求有负担能力的父或者母增加抚养费的，人民法院应予支持：</w:t>
+      </w:r>
+    </w:p>
+    <w:p>
+      <w:pPr>
+        <w:pStyle w:val="2"/>
+        <w:keepNext w:val="0"/>
+        <w:keepLines w:val="0"/>
+        <w:widowControl/>
+        <w:suppressLineNumbers w:val="0"/>
+        <w:pBdr>
+          <w:top w:val="none" w:color="auto" w:sz="0" w:space="0"/>
+          <w:left w:val="none" w:color="auto" w:sz="0" w:space="0"/>
+          <w:bottom w:val="none" w:color="auto" w:sz="0" w:space="0"/>
+          <w:right w:val="none" w:color="auto" w:sz="0" w:space="0"/>
+        </w:pBdr>
+        <w:shd w:val="clear" w:fill="FFFFFF"/>
+        <w:spacing w:before="0" w:beforeAutospacing="0" w:after="200" w:afterAutospacing="0"/>
+        <w:ind w:left="0" w:right="0" w:firstLine="0"/>
+        <w:rPr>
+          <w:rFonts w:hint="default" w:ascii="Arial" w:hAnsi="Arial" w:eastAsia="Arial" w:cs="Arial"/>
+          <w:i w:val="0"/>
+          <w:iCs w:val="0"/>
+          <w:caps w:val="0"/>
+          <w:color w:val="2F2F2F"/>
+          <w:spacing w:val="0"/>
+          <w:sz w:val="18"/>
+          <w:szCs w:val="18"/>
+        </w:rPr>
+      </w:pPr>
+      <w:r>
+        <w:rPr>
+          <w:rFonts w:hint="default" w:ascii="Arial" w:hAnsi="Arial" w:eastAsia="Arial" w:cs="Arial"/>
+          <w:i w:val="0"/>
+          <w:iCs w:val="0"/>
+          <w:caps w:val="0"/>
+          <w:color w:val="2F2F2F"/>
+          <w:spacing w:val="0"/>
+          <w:sz w:val="18"/>
+          <w:szCs w:val="18"/>
           <w:shd w:val="clear" w:fill="FFFFFF"/>
         </w:rPr>
         <w:t>　　（一）原定抚养费数额不足以维持当地实际生活水平；</w:t>
@@ -4799,7 +4882,6 @@
           <w:spacing w:val="0"/>
           <w:sz w:val="18"/>
           <w:szCs w:val="18"/>
-          <w:bdr w:val="none" w:color="auto" w:sz="0" w:space="0"/>
           <w:shd w:val="clear" w:fill="FFFFFF"/>
         </w:rPr>
         <w:t>　　（二）因子女患病、上学，实际需要已超过原定数额；</w:t>
@@ -4842,7 +4924,6 @@
           <w:spacing w:val="0"/>
           <w:sz w:val="18"/>
           <w:szCs w:val="18"/>
-          <w:bdr w:val="none" w:color="auto" w:sz="0" w:space="0"/>
           <w:shd w:val="clear" w:fill="FFFFFF"/>
         </w:rPr>
         <w:t>　　（三）有其他正当理由应当增加。</w:t>
@@ -4885,7 +4966,6 @@
           <w:spacing w:val="0"/>
           <w:sz w:val="18"/>
           <w:szCs w:val="18"/>
-          <w:bdr w:val="none" w:color="auto" w:sz="0" w:space="0"/>
           <w:shd w:val="clear" w:fill="FFFFFF"/>
         </w:rPr>
         <w:t>　　第五十九条父母不得因子女变更姓氏而拒付子女抚养费。父或者母擅自将子女姓氏改为继母或继父姓氏而引起纠纷的，应当责令恢复原姓氏。</w:t>
@@ -4928,7 +5008,6 @@
           <w:spacing w:val="0"/>
           <w:sz w:val="18"/>
           <w:szCs w:val="18"/>
-          <w:bdr w:val="none" w:color="auto" w:sz="0" w:space="0"/>
           <w:shd w:val="clear" w:fill="FFFFFF"/>
         </w:rPr>
         <w:t>　　第六十条在离婚诉讼期间，双方均拒绝抚养子女的，可以先行裁定暂由一方抚养。</w:t>
@@ -4971,10 +5050,24 @@
           <w:spacing w:val="0"/>
           <w:sz w:val="18"/>
           <w:szCs w:val="18"/>
-          <w:bdr w:val="none" w:color="auto" w:sz="0" w:space="0"/>
-          <w:shd w:val="clear" w:fill="FFFFFF"/>
-        </w:rPr>
-        <w:t>　　第六十一条对拒不履行或者妨害他人履行生效判决、裁定、调解书中有关子女抚养义务的当事人或者其他人，人民法院可依照民事诉讼法第一百一十一条的规定采取强制措施。</w:t>
+          <w:shd w:val="clear" w:fill="FFFFFF"/>
+        </w:rPr>
+        <w:t>　　</w:t>
+      </w:r>
+      <w:r>
+        <w:rPr>
+          <w:rFonts w:hint="default" w:ascii="Arial" w:hAnsi="Arial" w:eastAsia="Arial" w:cs="Arial"/>
+          <w:i w:val="0"/>
+          <w:iCs w:val="0"/>
+          <w:caps w:val="0"/>
+          <w:color w:val="2F2F2F"/>
+          <w:spacing w:val="0"/>
+          <w:sz w:val="18"/>
+          <w:szCs w:val="18"/>
+          <w:highlight w:val="lightGray"/>
+          <w:shd w:val="clear" w:fill="FFFFFF"/>
+        </w:rPr>
+        <w:t>第六十一条对拒不履行或者妨害他人履行生效判决、裁定、调解书中有关子女抚养义务的当事人或者其他人，人民法院可依照民事诉讼法第一百一十一条的规定采取强制措施。</w:t>
       </w:r>
     </w:p>
     <w:p>
@@ -5015,7 +5108,6 @@
           <w:spacing w:val="0"/>
           <w:sz w:val="18"/>
           <w:szCs w:val="18"/>
-          <w:bdr w:val="none" w:color="auto" w:sz="0" w:space="0"/>
           <w:shd w:val="clear" w:fill="FFFFFF"/>
         </w:rPr>
         <w:t>　　五、离婚</w:t>
@@ -5058,7 +5150,6 @@
           <w:spacing w:val="0"/>
           <w:sz w:val="18"/>
           <w:szCs w:val="18"/>
-          <w:bdr w:val="none" w:color="auto" w:sz="0" w:space="0"/>
           <w:shd w:val="clear" w:fill="FFFFFF"/>
         </w:rPr>
         <w:t>　　第六十二条无民事行为能力人的配偶有民法典第三十六条第一款规定行为,其他有监护资格的人可以要求撤销其监护资格，并依法指定新的监护人；变更后的监护人代理无民事行为能力一方提起离婚诉讼的，人民法院应予受理。</w:t>
@@ -5101,7 +5192,6 @@
           <w:spacing w:val="0"/>
           <w:sz w:val="18"/>
           <w:szCs w:val="18"/>
-          <w:bdr w:val="none" w:color="auto" w:sz="0" w:space="0"/>
           <w:shd w:val="clear" w:fill="FFFFFF"/>
         </w:rPr>
         <w:t>　　第六十三条人民法院审理离婚案件，符合民法典第一千零七十九条第三款规定“应当准予离婚”情形的，不应当因当事人有过错而判决不准离婚。</w:t>
@@ -5144,7 +5234,6 @@
           <w:spacing w:val="0"/>
           <w:sz w:val="18"/>
           <w:szCs w:val="18"/>
-          <w:bdr w:val="none" w:color="auto" w:sz="0" w:space="0"/>
           <w:shd w:val="clear" w:fill="FFFFFF"/>
         </w:rPr>
         <w:t>　　第六十四条民法典第一千零八十一条所称的“军人一方有重大过错”，可以依据民法典第一千零七十九条第三款前三项规定及军人有其他重大过错导致夫妻感情破裂的情形予以判断。</w:t>
@@ -5187,7 +5276,6 @@
           <w:spacing w:val="0"/>
           <w:sz w:val="18"/>
           <w:szCs w:val="18"/>
-          <w:bdr w:val="none" w:color="auto" w:sz="0" w:space="0"/>
           <w:shd w:val="clear" w:fill="FFFFFF"/>
         </w:rPr>
         <w:t>　　第六十五条人民法院作出的生效的离婚判决中未涉及探望权，当事人就探望权问题单独提起诉讼的，人民法院应予受理。</w:t>
@@ -5230,7 +5318,6 @@
           <w:spacing w:val="0"/>
           <w:sz w:val="18"/>
           <w:szCs w:val="18"/>
-          <w:bdr w:val="none" w:color="auto" w:sz="0" w:space="0"/>
           <w:shd w:val="clear" w:fill="FFFFFF"/>
         </w:rPr>
         <w:t>　　第六十六条当事人在履行生效判决、裁定或者调解书的过程中，一方请求中止探望的，人民法院在征询双方当事人意见后，认为需要中止探望的，依法作出裁定；中止探望的情形消失后，人民法院应当根据当事人的请求书面通知其恢复探望。</w:t>
@@ -5273,7 +5360,6 @@
           <w:spacing w:val="0"/>
           <w:sz w:val="18"/>
           <w:szCs w:val="18"/>
-          <w:bdr w:val="none" w:color="auto" w:sz="0" w:space="0"/>
           <w:shd w:val="clear" w:fill="FFFFFF"/>
         </w:rPr>
         <w:t>　　第六十七条未成年子女、直接抚养子女的父或者母以及其他对未成年子女负担抚养、教育、保护义务的法定监护人，有权向人民法院提出中止探望的请求。</w:t>
@@ -5316,50 +5402,63 @@
           <w:spacing w:val="0"/>
           <w:sz w:val="18"/>
           <w:szCs w:val="18"/>
-          <w:bdr w:val="none" w:color="auto" w:sz="0" w:space="0"/>
-          <w:shd w:val="clear" w:fill="FFFFFF"/>
-        </w:rPr>
-        <w:t>　　第六十八条对于拒不协助另一方行使探望权的有关个人或者组织，可以由人民法院依法采取拘留、罚款等强制措施，但是不能对子女的人身、探望行为进行强制执行。</w:t>
-      </w:r>
-    </w:p>
-    <w:p>
-      <w:pPr>
-        <w:pStyle w:val="2"/>
-        <w:keepNext w:val="0"/>
-        <w:keepLines w:val="0"/>
-        <w:widowControl/>
-        <w:suppressLineNumbers w:val="0"/>
-        <w:pBdr>
-          <w:top w:val="none" w:color="auto" w:sz="0" w:space="0"/>
-          <w:left w:val="none" w:color="auto" w:sz="0" w:space="0"/>
-          <w:bottom w:val="none" w:color="auto" w:sz="0" w:space="0"/>
-          <w:right w:val="none" w:color="auto" w:sz="0" w:space="0"/>
-        </w:pBdr>
-        <w:shd w:val="clear" w:fill="FFFFFF"/>
-        <w:spacing w:before="0" w:beforeAutospacing="0" w:after="200" w:afterAutospacing="0"/>
-        <w:ind w:left="0" w:right="0" w:firstLine="0"/>
-        <w:rPr>
-          <w:rFonts w:hint="default" w:ascii="Arial" w:hAnsi="Arial" w:eastAsia="Arial" w:cs="Arial"/>
-          <w:i w:val="0"/>
-          <w:iCs w:val="0"/>
-          <w:caps w:val="0"/>
-          <w:color w:val="2F2F2F"/>
-          <w:spacing w:val="0"/>
-          <w:sz w:val="18"/>
-          <w:szCs w:val="18"/>
-        </w:rPr>
-      </w:pPr>
-      <w:r>
-        <w:rPr>
-          <w:rFonts w:hint="default" w:ascii="Arial" w:hAnsi="Arial" w:eastAsia="Arial" w:cs="Arial"/>
-          <w:i w:val="0"/>
-          <w:iCs w:val="0"/>
-          <w:caps w:val="0"/>
-          <w:color w:val="2F2F2F"/>
-          <w:spacing w:val="0"/>
-          <w:sz w:val="18"/>
-          <w:szCs w:val="18"/>
-          <w:bdr w:val="none" w:color="auto" w:sz="0" w:space="0"/>
+          <w:shd w:val="clear" w:fill="FFFFFF"/>
+        </w:rPr>
+        <w:t>　　</w:t>
+      </w:r>
+      <w:r>
+        <w:rPr>
+          <w:rFonts w:hint="default" w:ascii="Arial" w:hAnsi="Arial" w:eastAsia="Arial" w:cs="Arial"/>
+          <w:i w:val="0"/>
+          <w:iCs w:val="0"/>
+          <w:caps w:val="0"/>
+          <w:color w:val="2F2F2F"/>
+          <w:spacing w:val="0"/>
+          <w:sz w:val="18"/>
+          <w:szCs w:val="18"/>
+          <w:highlight w:val="lightGray"/>
+          <w:shd w:val="clear" w:fill="FFFFFF"/>
+        </w:rPr>
+        <w:t>第六十八条对于拒不协助另一方行使探望权的有关个人或者组织，可以由人民法院依法采取拘留、罚款等强制措施，但是不能对子女的人身、探望行为进行强制执行。</w:t>
+      </w:r>
+    </w:p>
+    <w:p>
+      <w:pPr>
+        <w:pStyle w:val="2"/>
+        <w:keepNext w:val="0"/>
+        <w:keepLines w:val="0"/>
+        <w:widowControl/>
+        <w:suppressLineNumbers w:val="0"/>
+        <w:pBdr>
+          <w:top w:val="none" w:color="auto" w:sz="0" w:space="0"/>
+          <w:left w:val="none" w:color="auto" w:sz="0" w:space="0"/>
+          <w:bottom w:val="none" w:color="auto" w:sz="0" w:space="0"/>
+          <w:right w:val="none" w:color="auto" w:sz="0" w:space="0"/>
+        </w:pBdr>
+        <w:shd w:val="clear" w:fill="FFFFFF"/>
+        <w:spacing w:before="0" w:beforeAutospacing="0" w:after="200" w:afterAutospacing="0"/>
+        <w:ind w:left="0" w:right="0" w:firstLine="0"/>
+        <w:rPr>
+          <w:rFonts w:hint="default" w:ascii="Arial" w:hAnsi="Arial" w:eastAsia="Arial" w:cs="Arial"/>
+          <w:i w:val="0"/>
+          <w:iCs w:val="0"/>
+          <w:caps w:val="0"/>
+          <w:color w:val="2F2F2F"/>
+          <w:spacing w:val="0"/>
+          <w:sz w:val="18"/>
+          <w:szCs w:val="18"/>
+        </w:rPr>
+      </w:pPr>
+      <w:r>
+        <w:rPr>
+          <w:rFonts w:hint="default" w:ascii="Arial" w:hAnsi="Arial" w:eastAsia="Arial" w:cs="Arial"/>
+          <w:i w:val="0"/>
+          <w:iCs w:val="0"/>
+          <w:caps w:val="0"/>
+          <w:color w:val="2F2F2F"/>
+          <w:spacing w:val="0"/>
+          <w:sz w:val="18"/>
+          <w:szCs w:val="18"/>
           <w:shd w:val="clear" w:fill="FFFFFF"/>
         </w:rPr>
         <w:t>　　第六十九条当事人达成的以协议离婚或者到人民法院调解离婚为条件的财产以及债务处理协议，如果双方离婚未成，一方在离婚诉讼中反悔的，人民法院应当认定该财产以及债务处理协议没有生效，并根据实际情况依照民法典第一千零八十七条和第一千零八十九条的规定判决。</w:t>
@@ -5402,7 +5501,6 @@
           <w:spacing w:val="0"/>
           <w:sz w:val="18"/>
           <w:szCs w:val="18"/>
-          <w:bdr w:val="none" w:color="auto" w:sz="0" w:space="0"/>
           <w:shd w:val="clear" w:fill="FFFFFF"/>
         </w:rPr>
         <w:t>　　当事人依照民法典第一千零七十六条签订的离婚协议中关于财产以及债务处理的条款，对男女双方具有法律约束力。登记离婚后当事人因履行上述协议发生纠纷提起诉讼的，人民法院应当受理。</w:t>
@@ -5445,50 +5543,63 @@
           <w:spacing w:val="0"/>
           <w:sz w:val="18"/>
           <w:szCs w:val="18"/>
-          <w:bdr w:val="none" w:color="auto" w:sz="0" w:space="0"/>
-          <w:shd w:val="clear" w:fill="FFFFFF"/>
-        </w:rPr>
-        <w:t>　　第七十条夫妻双方协议离婚后就财产分割问题反悔，请求撤销财产分割协议的，人民法院应当受理。</w:t>
-      </w:r>
-    </w:p>
-    <w:p>
-      <w:pPr>
-        <w:pStyle w:val="2"/>
-        <w:keepNext w:val="0"/>
-        <w:keepLines w:val="0"/>
-        <w:widowControl/>
-        <w:suppressLineNumbers w:val="0"/>
-        <w:pBdr>
-          <w:top w:val="none" w:color="auto" w:sz="0" w:space="0"/>
-          <w:left w:val="none" w:color="auto" w:sz="0" w:space="0"/>
-          <w:bottom w:val="none" w:color="auto" w:sz="0" w:space="0"/>
-          <w:right w:val="none" w:color="auto" w:sz="0" w:space="0"/>
-        </w:pBdr>
-        <w:shd w:val="clear" w:fill="FFFFFF"/>
-        <w:spacing w:before="0" w:beforeAutospacing="0" w:after="200" w:afterAutospacing="0"/>
-        <w:ind w:left="0" w:right="0" w:firstLine="0"/>
-        <w:rPr>
-          <w:rFonts w:hint="default" w:ascii="Arial" w:hAnsi="Arial" w:eastAsia="Arial" w:cs="Arial"/>
-          <w:i w:val="0"/>
-          <w:iCs w:val="0"/>
-          <w:caps w:val="0"/>
-          <w:color w:val="2F2F2F"/>
-          <w:spacing w:val="0"/>
-          <w:sz w:val="18"/>
-          <w:szCs w:val="18"/>
-        </w:rPr>
-      </w:pPr>
-      <w:r>
-        <w:rPr>
-          <w:rFonts w:hint="default" w:ascii="Arial" w:hAnsi="Arial" w:eastAsia="Arial" w:cs="Arial"/>
-          <w:i w:val="0"/>
-          <w:iCs w:val="0"/>
-          <w:caps w:val="0"/>
-          <w:color w:val="2F2F2F"/>
-          <w:spacing w:val="0"/>
-          <w:sz w:val="18"/>
-          <w:szCs w:val="18"/>
-          <w:bdr w:val="none" w:color="auto" w:sz="0" w:space="0"/>
+          <w:shd w:val="clear" w:fill="FFFFFF"/>
+        </w:rPr>
+        <w:t>　　</w:t>
+      </w:r>
+      <w:r>
+        <w:rPr>
+          <w:rFonts w:hint="default" w:ascii="Arial" w:hAnsi="Arial" w:eastAsia="Arial" w:cs="Arial"/>
+          <w:i w:val="0"/>
+          <w:iCs w:val="0"/>
+          <w:caps w:val="0"/>
+          <w:color w:val="2F2F2F"/>
+          <w:spacing w:val="0"/>
+          <w:sz w:val="18"/>
+          <w:szCs w:val="18"/>
+          <w:highlight w:val="lightGray"/>
+          <w:shd w:val="clear" w:fill="FFFFFF"/>
+        </w:rPr>
+        <w:t>第七十条夫妻双方协议离婚后就财产分割问题反悔，请求撤销财产分割协议的，人民法院应当受理。</w:t>
+      </w:r>
+    </w:p>
+    <w:p>
+      <w:pPr>
+        <w:pStyle w:val="2"/>
+        <w:keepNext w:val="0"/>
+        <w:keepLines w:val="0"/>
+        <w:widowControl/>
+        <w:suppressLineNumbers w:val="0"/>
+        <w:pBdr>
+          <w:top w:val="none" w:color="auto" w:sz="0" w:space="0"/>
+          <w:left w:val="none" w:color="auto" w:sz="0" w:space="0"/>
+          <w:bottom w:val="none" w:color="auto" w:sz="0" w:space="0"/>
+          <w:right w:val="none" w:color="auto" w:sz="0" w:space="0"/>
+        </w:pBdr>
+        <w:shd w:val="clear" w:fill="FFFFFF"/>
+        <w:spacing w:before="0" w:beforeAutospacing="0" w:after="200" w:afterAutospacing="0"/>
+        <w:ind w:left="0" w:right="0" w:firstLine="0"/>
+        <w:rPr>
+          <w:rFonts w:hint="default" w:ascii="Arial" w:hAnsi="Arial" w:eastAsia="Arial" w:cs="Arial"/>
+          <w:i w:val="0"/>
+          <w:iCs w:val="0"/>
+          <w:caps w:val="0"/>
+          <w:color w:val="2F2F2F"/>
+          <w:spacing w:val="0"/>
+          <w:sz w:val="18"/>
+          <w:szCs w:val="18"/>
+        </w:rPr>
+      </w:pPr>
+      <w:r>
+        <w:rPr>
+          <w:rFonts w:hint="default" w:ascii="Arial" w:hAnsi="Arial" w:eastAsia="Arial" w:cs="Arial"/>
+          <w:i w:val="0"/>
+          <w:iCs w:val="0"/>
+          <w:caps w:val="0"/>
+          <w:color w:val="2F2F2F"/>
+          <w:spacing w:val="0"/>
+          <w:sz w:val="18"/>
+          <w:szCs w:val="18"/>
           <w:shd w:val="clear" w:fill="FFFFFF"/>
         </w:rPr>
         <w:t>　　人民法院审理后，未发现订立财产分割协议时存在欺诈、胁迫等情形的，应当依法驳回当事人的诉讼请求。</w:t>
@@ -5531,7 +5642,6 @@
           <w:spacing w:val="0"/>
           <w:sz w:val="18"/>
           <w:szCs w:val="18"/>
-          <w:bdr w:val="none" w:color="auto" w:sz="0" w:space="0"/>
           <w:shd w:val="clear" w:fill="FFFFFF"/>
         </w:rPr>
         <w:t>　　第七十一条人民法院审理离婚案件，涉及分割发放到军人名下的复员费、自主择业费等一次性费用的，以夫妻婚姻关系存续年限乘以年平均值，所得数额为夫妻共同财产。</w:t>
@@ -5574,7 +5684,6 @@
           <w:spacing w:val="0"/>
           <w:sz w:val="18"/>
           <w:szCs w:val="18"/>
-          <w:bdr w:val="none" w:color="auto" w:sz="0" w:space="0"/>
           <w:shd w:val="clear" w:fill="FFFFFF"/>
         </w:rPr>
         <w:t>　　前款所称年平均值，是指将发放到军人名下的上述费用总额按具体年限均分得出的数额。其具体年限为人均寿命七十岁与军人入伍时实际年龄的差额。</w:t>
@@ -5617,7 +5726,6 @@
           <w:spacing w:val="0"/>
           <w:sz w:val="18"/>
           <w:szCs w:val="18"/>
-          <w:bdr w:val="none" w:color="auto" w:sz="0" w:space="0"/>
           <w:shd w:val="clear" w:fill="FFFFFF"/>
         </w:rPr>
         <w:t>　　第七十二条夫妻双方分割共同财产中的股票、债券、投资基金份额等有价证券以及未上市股份有限公司股份时，协商不成或者按市价分配有困难的，人民法院可以根据数量按比例分配。</w:t>
@@ -5660,7 +5768,6 @@
           <w:spacing w:val="0"/>
           <w:sz w:val="18"/>
           <w:szCs w:val="18"/>
-          <w:bdr w:val="none" w:color="auto" w:sz="0" w:space="0"/>
           <w:shd w:val="clear" w:fill="FFFFFF"/>
         </w:rPr>
         <w:t>　　第七十三条人民法院审理离婚案件，涉及分割夫妻共同财产中以一方名义在有限责任公司的出资额，另一方不是该公司股东的，按以下情形分别处理：</w:t>
@@ -5703,7 +5810,6 @@
           <w:spacing w:val="0"/>
           <w:sz w:val="18"/>
           <w:szCs w:val="18"/>
-          <w:bdr w:val="none" w:color="auto" w:sz="0" w:space="0"/>
           <w:shd w:val="clear" w:fill="FFFFFF"/>
         </w:rPr>
         <w:t>　　（一）夫妻双方协商一致将出资额部分或者全部转让给该股东的配偶，其他股东过半数同意，并且其他股东均明确表示放弃优先购买权的，该股东的配偶可以成为该公司股东；</w:t>
@@ -5746,7 +5852,6 @@
           <w:spacing w:val="0"/>
           <w:sz w:val="18"/>
           <w:szCs w:val="18"/>
-          <w:bdr w:val="none" w:color="auto" w:sz="0" w:space="0"/>
           <w:shd w:val="clear" w:fill="FFFFFF"/>
         </w:rPr>
         <w:t>　　（二）夫妻双方就出资额转让份额和转让价格等事项协商一致后，其他股东半数以上不同意转让，但愿意以同等条件购买该出资额的，人民法院可以对转让出资所得财产进行分割。其他股东半数以上不同意转让，也不愿意以同等条件购买该出资额的，视为其同意转让，该股东的配偶可以成为该公司股东。</w:t>
@@ -5789,7 +5894,6 @@
           <w:spacing w:val="0"/>
           <w:sz w:val="18"/>
           <w:szCs w:val="18"/>
-          <w:bdr w:val="none" w:color="auto" w:sz="0" w:space="0"/>
           <w:shd w:val="clear" w:fill="FFFFFF"/>
         </w:rPr>
         <w:t>　　用于证明前款规定的股东同意的证据，可以是股东会议材料，也可以是当事人通过其他合法途径取得的股东的书面声明材料。</w:t>
@@ -5832,7 +5936,6 @@
           <w:spacing w:val="0"/>
           <w:sz w:val="18"/>
           <w:szCs w:val="18"/>
-          <w:bdr w:val="none" w:color="auto" w:sz="0" w:space="0"/>
           <w:shd w:val="clear" w:fill="FFFFFF"/>
         </w:rPr>
         <w:t>　　第七十四条人民法院审理离婚案件，涉及分割夫妻共同财产中以一方名义在合伙企业中的出资,另一方不是该企业合伙人的，当夫妻双方协商一致，将其合伙企业中的财产份额全部或者部分转让给对方时，按以下情形分别处理：</w:t>
@@ -5875,7 +5978,6 @@
           <w:spacing w:val="0"/>
           <w:sz w:val="18"/>
           <w:szCs w:val="18"/>
-          <w:bdr w:val="none" w:color="auto" w:sz="0" w:space="0"/>
           <w:shd w:val="clear" w:fill="FFFFFF"/>
         </w:rPr>
         <w:t>　　（一）其他合伙人一致同意的，该配偶依法取得合伙人地位；</w:t>
@@ -5918,7 +6020,6 @@
           <w:spacing w:val="0"/>
           <w:sz w:val="18"/>
           <w:szCs w:val="18"/>
-          <w:bdr w:val="none" w:color="auto" w:sz="0" w:space="0"/>
           <w:shd w:val="clear" w:fill="FFFFFF"/>
         </w:rPr>
         <w:t>　　（二）其他合伙人不同意转让，在同等条件下行使优先购买权的，可以对转让所得的财产进行分割；</w:t>
@@ -5961,7 +6062,6 @@
           <w:spacing w:val="0"/>
           <w:sz w:val="18"/>
           <w:szCs w:val="18"/>
-          <w:bdr w:val="none" w:color="auto" w:sz="0" w:space="0"/>
           <w:shd w:val="clear" w:fill="FFFFFF"/>
         </w:rPr>
         <w:t>　　（三）其他合伙人不同意转让，也不行使优先购买权，但同意该合伙人退伙或者削减部分财产份额的，可以对结算后的财产进行分割；</w:t>
@@ -6004,7 +6104,6 @@
           <w:spacing w:val="0"/>
           <w:sz w:val="18"/>
           <w:szCs w:val="18"/>
-          <w:bdr w:val="none" w:color="auto" w:sz="0" w:space="0"/>
           <w:shd w:val="clear" w:fill="FFFFFF"/>
         </w:rPr>
         <w:t>　　（四）其他合伙人既不同意转让，也不行使优先购买权，又不同意该合伙人退伙或者削减部分财产份额的，视为全体合伙人同意转让，该配偶依法取得合伙人地位。</w:t>
@@ -6047,7 +6146,6 @@
           <w:spacing w:val="0"/>
           <w:sz w:val="18"/>
           <w:szCs w:val="18"/>
-          <w:bdr w:val="none" w:color="auto" w:sz="0" w:space="0"/>
           <w:shd w:val="clear" w:fill="FFFFFF"/>
         </w:rPr>
         <w:t>　　第七十五条夫妻以一方名义投资设立个人独资企业的，人民法院分割夫妻在该个人独资企业中的共同财产时，应当按照以下情形分别处理：</w:t>
@@ -6090,7 +6188,6 @@
           <w:spacing w:val="0"/>
           <w:sz w:val="18"/>
           <w:szCs w:val="18"/>
-          <w:bdr w:val="none" w:color="auto" w:sz="0" w:space="0"/>
           <w:shd w:val="clear" w:fill="FFFFFF"/>
         </w:rPr>
         <w:t>　　（一）一方主张经营该企业的，对企业资产进行评估后，由取得企业资产所有权一方给予另一方相应的补偿；</w:t>
@@ -6133,7 +6230,6 @@
           <w:spacing w:val="0"/>
           <w:sz w:val="18"/>
           <w:szCs w:val="18"/>
-          <w:bdr w:val="none" w:color="auto" w:sz="0" w:space="0"/>
           <w:shd w:val="clear" w:fill="FFFFFF"/>
         </w:rPr>
         <w:t>　　（二）双方均主张经营该企业的，在双方竞价基础上，由取得企业资产所有权的一方给予另一方相应的补偿；</w:t>
@@ -6176,7 +6272,6 @@
           <w:spacing w:val="0"/>
           <w:sz w:val="18"/>
           <w:szCs w:val="18"/>
-          <w:bdr w:val="none" w:color="auto" w:sz="0" w:space="0"/>
           <w:shd w:val="clear" w:fill="FFFFFF"/>
         </w:rPr>
         <w:t>　　（三）双方均不愿意经营该企业的，按照《中华人民共和国个人独资企业法》等有关规定办理。</w:t>
@@ -6219,7 +6314,6 @@
           <w:spacing w:val="0"/>
           <w:sz w:val="18"/>
           <w:szCs w:val="18"/>
-          <w:bdr w:val="none" w:color="auto" w:sz="0" w:space="0"/>
           <w:shd w:val="clear" w:fill="FFFFFF"/>
         </w:rPr>
         <w:t>　　第七十六条双方对夫妻共同财产中的房屋价值及归属无法达成协议时，人民法院按以下情形分别处理：</w:t>
@@ -6262,7 +6356,6 @@
           <w:spacing w:val="0"/>
           <w:sz w:val="18"/>
           <w:szCs w:val="18"/>
-          <w:bdr w:val="none" w:color="auto" w:sz="0" w:space="0"/>
           <w:shd w:val="clear" w:fill="FFFFFF"/>
         </w:rPr>
         <w:t>　　（一）双方均主张房屋所有权并且同意竞价取得的，应当准许；</w:t>
@@ -6305,7 +6398,6 @@
           <w:spacing w:val="0"/>
           <w:sz w:val="18"/>
           <w:szCs w:val="18"/>
-          <w:bdr w:val="none" w:color="auto" w:sz="0" w:space="0"/>
           <w:shd w:val="clear" w:fill="FFFFFF"/>
         </w:rPr>
         <w:t>　　（二）一方主张房屋所有权的，由评估机构按市场价格对房屋作出评估，取得房屋所有权的一方应当给予另一方相应的补偿；</w:t>
@@ -6348,7 +6440,6 @@
           <w:spacing w:val="0"/>
           <w:sz w:val="18"/>
           <w:szCs w:val="18"/>
-          <w:bdr w:val="none" w:color="auto" w:sz="0" w:space="0"/>
           <w:shd w:val="clear" w:fill="FFFFFF"/>
         </w:rPr>
         <w:t>　　（三）双方均不主张房屋所有权的，根据当事人的申请拍卖、变卖房屋，就所得价款进行分割。</w:t>
@@ -6391,7 +6482,6 @@
           <w:spacing w:val="0"/>
           <w:sz w:val="18"/>
           <w:szCs w:val="18"/>
-          <w:bdr w:val="none" w:color="auto" w:sz="0" w:space="0"/>
           <w:shd w:val="clear" w:fill="FFFFFF"/>
         </w:rPr>
         <w:t>　　第七十七条离婚时双方对尚未取得所有权或者尚未取得完全所有权的房屋有争议且协商不成的，人民法院不宜判决房屋所有权的归属，应当根据实际情况判决由当事人使用。</w:t>
@@ -6434,7 +6524,6 @@
           <w:spacing w:val="0"/>
           <w:sz w:val="18"/>
           <w:szCs w:val="18"/>
-          <w:bdr w:val="none" w:color="auto" w:sz="0" w:space="0"/>
           <w:shd w:val="clear" w:fill="FFFFFF"/>
         </w:rPr>
         <w:t>　　当事人就前款规定的房屋取得完全所有权后，有争议的，可以另行向人民法院提起诉讼。</w:t>
@@ -6477,7 +6566,6 @@
           <w:spacing w:val="0"/>
           <w:sz w:val="18"/>
           <w:szCs w:val="18"/>
-          <w:bdr w:val="none" w:color="auto" w:sz="0" w:space="0"/>
           <w:shd w:val="clear" w:fill="FFFFFF"/>
         </w:rPr>
         <w:t>　　第七十八条夫妻一方婚前签订不动产买卖合同，以个人财产支付首付款并在银行贷款，婚后用夫妻共同财产还贷，不动产登记于首付款支付方名下的，离婚时该不动产由双方协议处理。</w:t>
@@ -6520,7 +6608,6 @@
           <w:spacing w:val="0"/>
           <w:sz w:val="18"/>
           <w:szCs w:val="18"/>
-          <w:bdr w:val="none" w:color="auto" w:sz="0" w:space="0"/>
           <w:shd w:val="clear" w:fill="FFFFFF"/>
         </w:rPr>
         <w:t>　　依前款规定不能达成协议的，人民法院可以判决该不动产归登记一方，尚未归还的贷款为不动产登记一方的个人债务。双方婚后共同还贷支付的款项及其相对应财产增值部分，离婚时应根据民法典第一千零八十七条第一款规定的原则，由不动产登记一方对另一方进行补偿。</w:t>
@@ -6563,7 +6650,6 @@
           <w:spacing w:val="0"/>
           <w:sz w:val="18"/>
           <w:szCs w:val="18"/>
-          <w:bdr w:val="none" w:color="auto" w:sz="0" w:space="0"/>
           <w:shd w:val="clear" w:fill="FFFFFF"/>
         </w:rPr>
         <w:t>　　第七十九条婚姻关系存续期间，双方用夫妻共同财产出资购买以一方父母名义参加房改的房屋，登记在一方父母名下，离婚时另一方主张按照夫妻共同财产对该房屋进行分割的，人民法院不予支持。购买该房屋时的出资，可以作为债权处理。</w:t>
@@ -6606,7 +6692,6 @@
           <w:spacing w:val="0"/>
           <w:sz w:val="18"/>
           <w:szCs w:val="18"/>
-          <w:bdr w:val="none" w:color="auto" w:sz="0" w:space="0"/>
           <w:shd w:val="clear" w:fill="FFFFFF"/>
         </w:rPr>
         <w:t>　　第八十条离婚时夫妻一方尚未退休、不符合领取基本养老金条件，另一方请求按照夫妻共同财产分割基本养老金的，人民法院不予支持；婚后以夫妻共同财产缴纳基本养老保险费，离婚时一方主张将养老金账户中婚姻关系存续期间个人实际缴纳部分及利息作为夫妻共同财产分割的，人民法院应予支持。</w:t>
@@ -6649,7 +6734,6 @@
           <w:spacing w:val="0"/>
           <w:sz w:val="18"/>
           <w:szCs w:val="18"/>
-          <w:bdr w:val="none" w:color="auto" w:sz="0" w:space="0"/>
           <w:shd w:val="clear" w:fill="FFFFFF"/>
         </w:rPr>
         <w:t>　　第八十一条婚姻关系存续期间，夫妻一方作为继承人依法可以继承的遗产，在继承人之间尚未实际分割，起诉离婚时另一方请求分割的，人民法院应当告知当事人在继承人之间实际分割遗产后另行起诉。</w:t>
@@ -6692,7 +6776,6 @@
           <w:spacing w:val="0"/>
           <w:sz w:val="18"/>
           <w:szCs w:val="18"/>
-          <w:bdr w:val="none" w:color="auto" w:sz="0" w:space="0"/>
           <w:shd w:val="clear" w:fill="FFFFFF"/>
         </w:rPr>
         <w:t>　　第八十二条夫妻之间订立借款协议，以夫妻共同财产出借给一方从事个人经营活动或者用于其他个人事务的，应视为双方约定处分夫妻共同财产的行为，离婚时可以按照借款协议的约定处理。</w:t>
@@ -6735,93 +6818,120 @@
           <w:spacing w:val="0"/>
           <w:sz w:val="18"/>
           <w:szCs w:val="18"/>
-          <w:bdr w:val="none" w:color="auto" w:sz="0" w:space="0"/>
-          <w:shd w:val="clear" w:fill="FFFFFF"/>
-        </w:rPr>
-        <w:t>　　第八十三条离婚后，一方以尚有夫妻共同财产未处理为由向人民法院起诉请求分割的，经审查该财产确属离婚时未涉及的夫妻共同财产，人民法院应当依法予以分割。</w:t>
-      </w:r>
-    </w:p>
-    <w:p>
-      <w:pPr>
-        <w:pStyle w:val="2"/>
-        <w:keepNext w:val="0"/>
-        <w:keepLines w:val="0"/>
-        <w:widowControl/>
-        <w:suppressLineNumbers w:val="0"/>
-        <w:pBdr>
-          <w:top w:val="none" w:color="auto" w:sz="0" w:space="0"/>
-          <w:left w:val="none" w:color="auto" w:sz="0" w:space="0"/>
-          <w:bottom w:val="none" w:color="auto" w:sz="0" w:space="0"/>
-          <w:right w:val="none" w:color="auto" w:sz="0" w:space="0"/>
-        </w:pBdr>
-        <w:shd w:val="clear" w:fill="FFFFFF"/>
-        <w:spacing w:before="0" w:beforeAutospacing="0" w:after="200" w:afterAutospacing="0"/>
-        <w:ind w:left="0" w:right="0" w:firstLine="0"/>
-        <w:rPr>
-          <w:rFonts w:hint="default" w:ascii="Arial" w:hAnsi="Arial" w:eastAsia="Arial" w:cs="Arial"/>
-          <w:i w:val="0"/>
-          <w:iCs w:val="0"/>
-          <w:caps w:val="0"/>
-          <w:color w:val="2F2F2F"/>
-          <w:spacing w:val="0"/>
-          <w:sz w:val="18"/>
-          <w:szCs w:val="18"/>
-        </w:rPr>
-      </w:pPr>
-      <w:r>
-        <w:rPr>
-          <w:rFonts w:hint="default" w:ascii="Arial" w:hAnsi="Arial" w:eastAsia="Arial" w:cs="Arial"/>
-          <w:i w:val="0"/>
-          <w:iCs w:val="0"/>
-          <w:caps w:val="0"/>
-          <w:color w:val="2F2F2F"/>
-          <w:spacing w:val="0"/>
-          <w:sz w:val="18"/>
-          <w:szCs w:val="18"/>
-          <w:bdr w:val="none" w:color="auto" w:sz="0" w:space="0"/>
-          <w:shd w:val="clear" w:fill="FFFFFF"/>
-        </w:rPr>
-        <w:t>　　第八十四条当事人依据民法典第一千零九十二条的规定向人民法院提起诉讼，请求再次分割夫妻共同财产的诉讼时效期间为三年，从当事人发现之日起计算。</w:t>
-      </w:r>
-    </w:p>
-    <w:p>
-      <w:pPr>
-        <w:pStyle w:val="2"/>
-        <w:keepNext w:val="0"/>
-        <w:keepLines w:val="0"/>
-        <w:widowControl/>
-        <w:suppressLineNumbers w:val="0"/>
-        <w:pBdr>
-          <w:top w:val="none" w:color="auto" w:sz="0" w:space="0"/>
-          <w:left w:val="none" w:color="auto" w:sz="0" w:space="0"/>
-          <w:bottom w:val="none" w:color="auto" w:sz="0" w:space="0"/>
-          <w:right w:val="none" w:color="auto" w:sz="0" w:space="0"/>
-        </w:pBdr>
-        <w:shd w:val="clear" w:fill="FFFFFF"/>
-        <w:spacing w:before="0" w:beforeAutospacing="0" w:after="200" w:afterAutospacing="0"/>
-        <w:ind w:left="0" w:right="0" w:firstLine="0"/>
-        <w:rPr>
-          <w:rFonts w:hint="default" w:ascii="Arial" w:hAnsi="Arial" w:eastAsia="Arial" w:cs="Arial"/>
-          <w:i w:val="0"/>
-          <w:iCs w:val="0"/>
-          <w:caps w:val="0"/>
-          <w:color w:val="2F2F2F"/>
-          <w:spacing w:val="0"/>
-          <w:sz w:val="18"/>
-          <w:szCs w:val="18"/>
-        </w:rPr>
-      </w:pPr>
-      <w:r>
-        <w:rPr>
-          <w:rFonts w:hint="default" w:ascii="Arial" w:hAnsi="Arial" w:eastAsia="Arial" w:cs="Arial"/>
-          <w:i w:val="0"/>
-          <w:iCs w:val="0"/>
-          <w:caps w:val="0"/>
-          <w:color w:val="2F2F2F"/>
-          <w:spacing w:val="0"/>
-          <w:sz w:val="18"/>
-          <w:szCs w:val="18"/>
-          <w:bdr w:val="none" w:color="auto" w:sz="0" w:space="0"/>
+          <w:shd w:val="clear" w:fill="FFFFFF"/>
+        </w:rPr>
+        <w:t>　　</w:t>
+      </w:r>
+      <w:r>
+        <w:rPr>
+          <w:rFonts w:hint="default" w:ascii="Arial" w:hAnsi="Arial" w:eastAsia="Arial" w:cs="Arial"/>
+          <w:i w:val="0"/>
+          <w:iCs w:val="0"/>
+          <w:caps w:val="0"/>
+          <w:color w:val="2F2F2F"/>
+          <w:spacing w:val="0"/>
+          <w:sz w:val="18"/>
+          <w:szCs w:val="18"/>
+          <w:highlight w:val="lightGray"/>
+          <w:shd w:val="clear" w:fill="FFFFFF"/>
+        </w:rPr>
+        <w:t>第八十三条离婚后，一方以尚有夫妻共同财产未处理为由向人民法院起诉请求分割的，经审查该财产确属离婚时未涉及的夫妻共同财产，人民法院应当依法予以分割。</w:t>
+      </w:r>
+    </w:p>
+    <w:p>
+      <w:pPr>
+        <w:pStyle w:val="2"/>
+        <w:keepNext w:val="0"/>
+        <w:keepLines w:val="0"/>
+        <w:widowControl/>
+        <w:suppressLineNumbers w:val="0"/>
+        <w:pBdr>
+          <w:top w:val="none" w:color="auto" w:sz="0" w:space="0"/>
+          <w:left w:val="none" w:color="auto" w:sz="0" w:space="0"/>
+          <w:bottom w:val="none" w:color="auto" w:sz="0" w:space="0"/>
+          <w:right w:val="none" w:color="auto" w:sz="0" w:space="0"/>
+        </w:pBdr>
+        <w:shd w:val="clear" w:fill="FFFFFF"/>
+        <w:spacing w:before="0" w:beforeAutospacing="0" w:after="200" w:afterAutospacing="0"/>
+        <w:ind w:left="0" w:right="0" w:firstLine="0"/>
+        <w:rPr>
+          <w:rFonts w:hint="default" w:ascii="Arial" w:hAnsi="Arial" w:eastAsia="Arial" w:cs="Arial"/>
+          <w:i w:val="0"/>
+          <w:iCs w:val="0"/>
+          <w:caps w:val="0"/>
+          <w:color w:val="2F2F2F"/>
+          <w:spacing w:val="0"/>
+          <w:sz w:val="18"/>
+          <w:szCs w:val="18"/>
+        </w:rPr>
+      </w:pPr>
+      <w:r>
+        <w:rPr>
+          <w:rFonts w:hint="default" w:ascii="Arial" w:hAnsi="Arial" w:eastAsia="Arial" w:cs="Arial"/>
+          <w:i w:val="0"/>
+          <w:iCs w:val="0"/>
+          <w:caps w:val="0"/>
+          <w:color w:val="2F2F2F"/>
+          <w:spacing w:val="0"/>
+          <w:sz w:val="18"/>
+          <w:szCs w:val="18"/>
+          <w:shd w:val="clear" w:fill="FFFFFF"/>
+        </w:rPr>
+        <w:t>　　</w:t>
+      </w:r>
+      <w:r>
+        <w:rPr>
+          <w:rFonts w:hint="default" w:ascii="Arial" w:hAnsi="Arial" w:eastAsia="Arial" w:cs="Arial"/>
+          <w:i w:val="0"/>
+          <w:iCs w:val="0"/>
+          <w:caps w:val="0"/>
+          <w:color w:val="2F2F2F"/>
+          <w:spacing w:val="0"/>
+          <w:sz w:val="18"/>
+          <w:szCs w:val="18"/>
+          <w:highlight w:val="lightGray"/>
+          <w:shd w:val="clear" w:fill="FFFFFF"/>
+        </w:rPr>
+        <w:t>第八十四条当事人依据民法典第一千零九十二条的规定向人民法院提起诉讼，请求再次分割夫妻共同财产的诉讼时效期间为三年，从当事人发现之日起计算。</w:t>
+      </w:r>
+    </w:p>
+    <w:p>
+      <w:pPr>
+        <w:pStyle w:val="2"/>
+        <w:keepNext w:val="0"/>
+        <w:keepLines w:val="0"/>
+        <w:widowControl/>
+        <w:suppressLineNumbers w:val="0"/>
+        <w:pBdr>
+          <w:top w:val="none" w:color="auto" w:sz="0" w:space="0"/>
+          <w:left w:val="none" w:color="auto" w:sz="0" w:space="0"/>
+          <w:bottom w:val="none" w:color="auto" w:sz="0" w:space="0"/>
+          <w:right w:val="none" w:color="auto" w:sz="0" w:space="0"/>
+        </w:pBdr>
+        <w:shd w:val="clear" w:fill="FFFFFF"/>
+        <w:spacing w:before="0" w:beforeAutospacing="0" w:after="200" w:afterAutospacing="0"/>
+        <w:ind w:left="0" w:right="0" w:firstLine="0"/>
+        <w:rPr>
+          <w:rFonts w:hint="default" w:ascii="Arial" w:hAnsi="Arial" w:eastAsia="Arial" w:cs="Arial"/>
+          <w:i w:val="0"/>
+          <w:iCs w:val="0"/>
+          <w:caps w:val="0"/>
+          <w:color w:val="2F2F2F"/>
+          <w:spacing w:val="0"/>
+          <w:sz w:val="18"/>
+          <w:szCs w:val="18"/>
+        </w:rPr>
+      </w:pPr>
+      <w:r>
+        <w:rPr>
+          <w:rFonts w:hint="default" w:ascii="Arial" w:hAnsi="Arial" w:eastAsia="Arial" w:cs="Arial"/>
+          <w:i w:val="0"/>
+          <w:iCs w:val="0"/>
+          <w:caps w:val="0"/>
+          <w:color w:val="2F2F2F"/>
+          <w:spacing w:val="0"/>
+          <w:sz w:val="18"/>
+          <w:szCs w:val="18"/>
           <w:shd w:val="clear" w:fill="FFFFFF"/>
         </w:rPr>
         <w:t>　　第八十五条夫妻一方申请对配偶的个人财产或者夫妻共同财产采取保全措施的，人民法院可以在采取保全措施可能造成损失的范围内，根据实际情况，确定合理的财产担保数额。</w:t>
@@ -6864,7 +6974,6 @@
           <w:spacing w:val="0"/>
           <w:sz w:val="18"/>
           <w:szCs w:val="18"/>
-          <w:bdr w:val="none" w:color="auto" w:sz="0" w:space="0"/>
           <w:shd w:val="clear" w:fill="FFFFFF"/>
         </w:rPr>
         <w:t>　　第八十六条民法典第一千零九十一条规定的“损害赔偿”，包括物质损害赔偿和精神损害赔偿。涉及精神损害赔偿的，适用《最高人民法院关于确定民事侵权精神损害赔偿责任若干问题的解释》的有关规定。</w:t>
@@ -6907,7 +7016,6 @@
           <w:spacing w:val="0"/>
           <w:sz w:val="18"/>
           <w:szCs w:val="18"/>
-          <w:bdr w:val="none" w:color="auto" w:sz="0" w:space="0"/>
           <w:shd w:val="clear" w:fill="FFFFFF"/>
         </w:rPr>
         <w:t>　　第八十七条承担民法典第一千零九十一条规定的损害赔偿责任的主体，为离婚诉讼当事人中无过错方的配偶。</w:t>
@@ -6950,7 +7058,6 @@
           <w:spacing w:val="0"/>
           <w:sz w:val="18"/>
           <w:szCs w:val="18"/>
-          <w:bdr w:val="none" w:color="auto" w:sz="0" w:space="0"/>
           <w:shd w:val="clear" w:fill="FFFFFF"/>
         </w:rPr>
         <w:t>　　人民法院判决不准离婚的案件，对于当事人基于民法典第一千零九十一条提出的损害赔偿请求，不予支持。</w:t>
@@ -6993,7 +7100,6 @@
           <w:spacing w:val="0"/>
           <w:sz w:val="18"/>
           <w:szCs w:val="18"/>
-          <w:bdr w:val="none" w:color="auto" w:sz="0" w:space="0"/>
           <w:shd w:val="clear" w:fill="FFFFFF"/>
         </w:rPr>
         <w:t>　　在婚姻关系存续期间，当事人不起诉离婚而单独依据民法典第一千零九十一条提起损害赔偿请求的，人民法院不予受理。</w:t>
@@ -7036,7 +7142,6 @@
           <w:spacing w:val="0"/>
           <w:sz w:val="18"/>
           <w:szCs w:val="18"/>
-          <w:bdr w:val="none" w:color="auto" w:sz="0" w:space="0"/>
           <w:shd w:val="clear" w:fill="FFFFFF"/>
         </w:rPr>
         <w:t>　　第八十八条人民法院受理离婚案件时，应当将民法典第一千零九十一条等规定中当事人的有关权利义务，书面告知当事人。在适用民法典第一千零九十一条时，应当区分以下不同情况：</w:t>
@@ -7079,262 +7184,269 @@
           <w:spacing w:val="0"/>
           <w:sz w:val="18"/>
           <w:szCs w:val="18"/>
-          <w:bdr w:val="none" w:color="auto" w:sz="0" w:space="0"/>
-          <w:shd w:val="clear" w:fill="FFFFFF"/>
-        </w:rPr>
-        <w:t>　　（一）符合民法典第一千零九十一条规定的无过错方作为原告基于该条规定向人民法院提起损害赔偿请求的，必须在离婚诉讼的同时提出。</w:t>
-      </w:r>
-    </w:p>
-    <w:p>
-      <w:pPr>
-        <w:pStyle w:val="2"/>
-        <w:keepNext w:val="0"/>
-        <w:keepLines w:val="0"/>
-        <w:widowControl/>
-        <w:suppressLineNumbers w:val="0"/>
-        <w:pBdr>
-          <w:top w:val="none" w:color="auto" w:sz="0" w:space="0"/>
-          <w:left w:val="none" w:color="auto" w:sz="0" w:space="0"/>
-          <w:bottom w:val="none" w:color="auto" w:sz="0" w:space="0"/>
-          <w:right w:val="none" w:color="auto" w:sz="0" w:space="0"/>
-        </w:pBdr>
-        <w:shd w:val="clear" w:fill="FFFFFF"/>
-        <w:spacing w:before="0" w:beforeAutospacing="0" w:after="200" w:afterAutospacing="0"/>
-        <w:ind w:left="0" w:right="0" w:firstLine="0"/>
-        <w:rPr>
-          <w:rFonts w:hint="default" w:ascii="Arial" w:hAnsi="Arial" w:eastAsia="Arial" w:cs="Arial"/>
-          <w:i w:val="0"/>
-          <w:iCs w:val="0"/>
-          <w:caps w:val="0"/>
-          <w:color w:val="2F2F2F"/>
-          <w:spacing w:val="0"/>
-          <w:sz w:val="18"/>
-          <w:szCs w:val="18"/>
-        </w:rPr>
-      </w:pPr>
-      <w:r>
-        <w:rPr>
-          <w:rFonts w:hint="default" w:ascii="Arial" w:hAnsi="Arial" w:eastAsia="Arial" w:cs="Arial"/>
-          <w:i w:val="0"/>
-          <w:iCs w:val="0"/>
-          <w:caps w:val="0"/>
-          <w:color w:val="2F2F2F"/>
-          <w:spacing w:val="0"/>
-          <w:sz w:val="18"/>
-          <w:szCs w:val="18"/>
-          <w:bdr w:val="none" w:color="auto" w:sz="0" w:space="0"/>
-          <w:shd w:val="clear" w:fill="FFFFFF"/>
-        </w:rPr>
-        <w:t>　　（二）符合民法典第一千零九十一条规定的无过错方作为被告的离婚诉讼案件，如果被告不同意离婚也不基于该条规定提起损害赔偿请求的，可以就此单独提起诉讼。</w:t>
-      </w:r>
-    </w:p>
-    <w:p>
-      <w:pPr>
-        <w:pStyle w:val="2"/>
-        <w:keepNext w:val="0"/>
-        <w:keepLines w:val="0"/>
-        <w:widowControl/>
-        <w:suppressLineNumbers w:val="0"/>
-        <w:pBdr>
-          <w:top w:val="none" w:color="auto" w:sz="0" w:space="0"/>
-          <w:left w:val="none" w:color="auto" w:sz="0" w:space="0"/>
-          <w:bottom w:val="none" w:color="auto" w:sz="0" w:space="0"/>
-          <w:right w:val="none" w:color="auto" w:sz="0" w:space="0"/>
-        </w:pBdr>
-        <w:shd w:val="clear" w:fill="FFFFFF"/>
-        <w:spacing w:before="0" w:beforeAutospacing="0" w:after="200" w:afterAutospacing="0"/>
-        <w:ind w:left="0" w:right="0" w:firstLine="0"/>
-        <w:rPr>
-          <w:rFonts w:hint="default" w:ascii="Arial" w:hAnsi="Arial" w:eastAsia="Arial" w:cs="Arial"/>
-          <w:i w:val="0"/>
-          <w:iCs w:val="0"/>
-          <w:caps w:val="0"/>
-          <w:color w:val="2F2F2F"/>
-          <w:spacing w:val="0"/>
-          <w:sz w:val="18"/>
-          <w:szCs w:val="18"/>
-        </w:rPr>
-      </w:pPr>
-      <w:r>
-        <w:rPr>
-          <w:rFonts w:hint="default" w:ascii="Arial" w:hAnsi="Arial" w:eastAsia="Arial" w:cs="Arial"/>
-          <w:i w:val="0"/>
-          <w:iCs w:val="0"/>
-          <w:caps w:val="0"/>
-          <w:color w:val="2F2F2F"/>
-          <w:spacing w:val="0"/>
-          <w:sz w:val="18"/>
-          <w:szCs w:val="18"/>
-          <w:bdr w:val="none" w:color="auto" w:sz="0" w:space="0"/>
-          <w:shd w:val="clear" w:fill="FFFFFF"/>
-        </w:rPr>
-        <w:t>　　（三）无过错方作为被告的离婚诉讼案件，一审时被告未基于民法典第一千零九十一条规定提出损害赔偿请求，二审期间提出的，人民法院应当进行调解；调解不成的，告知当事人另行起诉。双方当事人同意由第二审人民法院一并审理的，第二审人民法院可以一并裁判。</w:t>
-      </w:r>
-    </w:p>
-    <w:p>
-      <w:pPr>
-        <w:pStyle w:val="2"/>
-        <w:keepNext w:val="0"/>
-        <w:keepLines w:val="0"/>
-        <w:widowControl/>
-        <w:suppressLineNumbers w:val="0"/>
-        <w:pBdr>
-          <w:top w:val="none" w:color="auto" w:sz="0" w:space="0"/>
-          <w:left w:val="none" w:color="auto" w:sz="0" w:space="0"/>
-          <w:bottom w:val="none" w:color="auto" w:sz="0" w:space="0"/>
-          <w:right w:val="none" w:color="auto" w:sz="0" w:space="0"/>
-        </w:pBdr>
-        <w:shd w:val="clear" w:fill="FFFFFF"/>
-        <w:spacing w:before="0" w:beforeAutospacing="0" w:after="200" w:afterAutospacing="0"/>
-        <w:ind w:left="0" w:right="0" w:firstLine="0"/>
-        <w:rPr>
-          <w:rFonts w:hint="default" w:ascii="Arial" w:hAnsi="Arial" w:eastAsia="Arial" w:cs="Arial"/>
-          <w:i w:val="0"/>
-          <w:iCs w:val="0"/>
-          <w:caps w:val="0"/>
-          <w:color w:val="2F2F2F"/>
-          <w:spacing w:val="0"/>
-          <w:sz w:val="18"/>
-          <w:szCs w:val="18"/>
-        </w:rPr>
-      </w:pPr>
-      <w:r>
-        <w:rPr>
-          <w:rFonts w:hint="default" w:ascii="Arial" w:hAnsi="Arial" w:eastAsia="Arial" w:cs="Arial"/>
-          <w:i w:val="0"/>
-          <w:iCs w:val="0"/>
-          <w:caps w:val="0"/>
-          <w:color w:val="2F2F2F"/>
-          <w:spacing w:val="0"/>
-          <w:sz w:val="18"/>
-          <w:szCs w:val="18"/>
-          <w:bdr w:val="none" w:color="auto" w:sz="0" w:space="0"/>
-          <w:shd w:val="clear" w:fill="FFFFFF"/>
-        </w:rPr>
-        <w:t>　　第八十九条当事人在婚姻登记机关办理离婚登记手续后，以民法典第一千零九十一条规定为由向人民法院提出损害赔偿请求的，人民法院应当受理。但当事人在协议离婚时已经明确表示放弃该项请求的，人民法院不予支持。</w:t>
-      </w:r>
-    </w:p>
-    <w:p>
-      <w:pPr>
-        <w:pStyle w:val="2"/>
-        <w:keepNext w:val="0"/>
-        <w:keepLines w:val="0"/>
-        <w:widowControl/>
-        <w:suppressLineNumbers w:val="0"/>
-        <w:pBdr>
-          <w:top w:val="none" w:color="auto" w:sz="0" w:space="0"/>
-          <w:left w:val="none" w:color="auto" w:sz="0" w:space="0"/>
-          <w:bottom w:val="none" w:color="auto" w:sz="0" w:space="0"/>
-          <w:right w:val="none" w:color="auto" w:sz="0" w:space="0"/>
-        </w:pBdr>
-        <w:shd w:val="clear" w:fill="FFFFFF"/>
-        <w:spacing w:before="0" w:beforeAutospacing="0" w:after="200" w:afterAutospacing="0"/>
-        <w:ind w:left="0" w:right="0" w:firstLine="0"/>
-        <w:rPr>
-          <w:rFonts w:hint="default" w:ascii="Arial" w:hAnsi="Arial" w:eastAsia="Arial" w:cs="Arial"/>
-          <w:i w:val="0"/>
-          <w:iCs w:val="0"/>
-          <w:caps w:val="0"/>
-          <w:color w:val="2F2F2F"/>
-          <w:spacing w:val="0"/>
-          <w:sz w:val="18"/>
-          <w:szCs w:val="18"/>
-        </w:rPr>
-      </w:pPr>
-      <w:r>
-        <w:rPr>
-          <w:rFonts w:hint="default" w:ascii="Arial" w:hAnsi="Arial" w:eastAsia="Arial" w:cs="Arial"/>
-          <w:i w:val="0"/>
-          <w:iCs w:val="0"/>
-          <w:caps w:val="0"/>
-          <w:color w:val="2F2F2F"/>
-          <w:spacing w:val="0"/>
-          <w:sz w:val="18"/>
-          <w:szCs w:val="18"/>
-          <w:bdr w:val="none" w:color="auto" w:sz="0" w:space="0"/>
-          <w:shd w:val="clear" w:fill="FFFFFF"/>
-        </w:rPr>
-        <w:t>　　第九十条夫妻双方均有民法典第一千零九十一条规定的过错情形，一方或者双方向对方提出离婚损害赔偿请求的，人民法院不予支持。</w:t>
-      </w:r>
-    </w:p>
-    <w:p>
-      <w:pPr>
-        <w:pStyle w:val="2"/>
-        <w:keepNext w:val="0"/>
-        <w:keepLines w:val="0"/>
-        <w:widowControl/>
-        <w:suppressLineNumbers w:val="0"/>
-        <w:pBdr>
-          <w:top w:val="none" w:color="auto" w:sz="0" w:space="0"/>
-          <w:left w:val="none" w:color="auto" w:sz="0" w:space="0"/>
-          <w:bottom w:val="none" w:color="auto" w:sz="0" w:space="0"/>
-          <w:right w:val="none" w:color="auto" w:sz="0" w:space="0"/>
-        </w:pBdr>
-        <w:shd w:val="clear" w:fill="FFFFFF"/>
-        <w:spacing w:before="0" w:beforeAutospacing="0" w:after="200" w:afterAutospacing="0"/>
-        <w:ind w:left="0" w:right="0" w:firstLine="0"/>
-        <w:rPr>
-          <w:rFonts w:hint="default" w:ascii="Arial" w:hAnsi="Arial" w:eastAsia="Arial" w:cs="Arial"/>
-          <w:i w:val="0"/>
-          <w:iCs w:val="0"/>
-          <w:caps w:val="0"/>
-          <w:color w:val="2F2F2F"/>
-          <w:spacing w:val="0"/>
-          <w:sz w:val="18"/>
-          <w:szCs w:val="18"/>
-        </w:rPr>
-      </w:pPr>
-      <w:r>
-        <w:rPr>
-          <w:rStyle w:val="5"/>
-          <w:rFonts w:hint="default" w:ascii="Arial" w:hAnsi="Arial" w:eastAsia="Arial" w:cs="Arial"/>
-          <w:i w:val="0"/>
-          <w:iCs w:val="0"/>
-          <w:caps w:val="0"/>
-          <w:color w:val="2F2F2F"/>
-          <w:spacing w:val="0"/>
-          <w:sz w:val="18"/>
-          <w:szCs w:val="18"/>
-          <w:bdr w:val="none" w:color="auto" w:sz="0" w:space="0"/>
-          <w:shd w:val="clear" w:fill="FFFFFF"/>
-        </w:rPr>
-        <w:t>　　六、附则</w:t>
-      </w:r>
-    </w:p>
-    <w:p>
-      <w:pPr>
-        <w:pStyle w:val="2"/>
-        <w:keepNext w:val="0"/>
-        <w:keepLines w:val="0"/>
-        <w:widowControl/>
-        <w:suppressLineNumbers w:val="0"/>
-        <w:pBdr>
-          <w:top w:val="none" w:color="auto" w:sz="0" w:space="0"/>
-          <w:left w:val="none" w:color="auto" w:sz="0" w:space="0"/>
-          <w:bottom w:val="none" w:color="auto" w:sz="0" w:space="0"/>
-          <w:right w:val="none" w:color="auto" w:sz="0" w:space="0"/>
-        </w:pBdr>
-        <w:shd w:val="clear" w:fill="FFFFFF"/>
-        <w:spacing w:before="0" w:beforeAutospacing="0" w:after="200" w:afterAutospacing="0"/>
-        <w:ind w:left="0" w:right="0" w:firstLine="0"/>
-      </w:pPr>
-      <w:r>
-        <w:rPr>
-          <w:rFonts w:hint="default" w:ascii="Arial" w:hAnsi="Arial" w:eastAsia="Arial" w:cs="Arial"/>
-          <w:i w:val="0"/>
-          <w:iCs w:val="0"/>
-          <w:caps w:val="0"/>
-          <w:color w:val="2F2F2F"/>
-          <w:spacing w:val="0"/>
-          <w:sz w:val="18"/>
-          <w:szCs w:val="18"/>
-          <w:bdr w:val="none" w:color="auto" w:sz="0" w:space="0"/>
-          <w:shd w:val="clear" w:fill="FFFFFF"/>
-        </w:rPr>
-        <w:t>　　第九十一条本解释自2021年1月1日起施行。</w:t>
+          <w:shd w:val="clear" w:fill="FFFFFF"/>
+        </w:rPr>
+        <w:t>　　（一）符合民法典第一千零九十一条规定的无过错方作为原告基于该条规定向人民法院提起损害赔偿请求的，必须在离婚</w:t>
       </w:r>
       <w:bookmarkStart w:id="0" w:name="_GoBack"/>
       <w:bookmarkEnd w:id="0"/>
+      <w:r>
+        <w:rPr>
+          <w:rFonts w:hint="default" w:ascii="Arial" w:hAnsi="Arial" w:eastAsia="Arial" w:cs="Arial"/>
+          <w:i w:val="0"/>
+          <w:iCs w:val="0"/>
+          <w:caps w:val="0"/>
+          <w:color w:val="2F2F2F"/>
+          <w:spacing w:val="0"/>
+          <w:sz w:val="18"/>
+          <w:szCs w:val="18"/>
+          <w:shd w:val="clear" w:fill="FFFFFF"/>
+        </w:rPr>
+        <w:t>诉讼的同时提出。</w:t>
+      </w:r>
+    </w:p>
+    <w:p>
+      <w:pPr>
+        <w:pStyle w:val="2"/>
+        <w:keepNext w:val="0"/>
+        <w:keepLines w:val="0"/>
+        <w:widowControl/>
+        <w:suppressLineNumbers w:val="0"/>
+        <w:pBdr>
+          <w:top w:val="none" w:color="auto" w:sz="0" w:space="0"/>
+          <w:left w:val="none" w:color="auto" w:sz="0" w:space="0"/>
+          <w:bottom w:val="none" w:color="auto" w:sz="0" w:space="0"/>
+          <w:right w:val="none" w:color="auto" w:sz="0" w:space="0"/>
+        </w:pBdr>
+        <w:shd w:val="clear" w:fill="FFFFFF"/>
+        <w:spacing w:before="0" w:beforeAutospacing="0" w:after="200" w:afterAutospacing="0"/>
+        <w:ind w:left="0" w:right="0" w:firstLine="0"/>
+        <w:rPr>
+          <w:rFonts w:hint="default" w:ascii="Arial" w:hAnsi="Arial" w:eastAsia="Arial" w:cs="Arial"/>
+          <w:i w:val="0"/>
+          <w:iCs w:val="0"/>
+          <w:caps w:val="0"/>
+          <w:color w:val="2F2F2F"/>
+          <w:spacing w:val="0"/>
+          <w:sz w:val="18"/>
+          <w:szCs w:val="18"/>
+        </w:rPr>
+      </w:pPr>
+      <w:r>
+        <w:rPr>
+          <w:rFonts w:hint="default" w:ascii="Arial" w:hAnsi="Arial" w:eastAsia="Arial" w:cs="Arial"/>
+          <w:i w:val="0"/>
+          <w:iCs w:val="0"/>
+          <w:caps w:val="0"/>
+          <w:color w:val="2F2F2F"/>
+          <w:spacing w:val="0"/>
+          <w:sz w:val="18"/>
+          <w:szCs w:val="18"/>
+          <w:shd w:val="clear" w:fill="FFFFFF"/>
+        </w:rPr>
+        <w:t>　　（二）符合民法典第一千零九十一条规定的无过错方作为被告的离婚诉讼案件，如果被告不同意离婚也不基于该条规定提起损害赔偿请求的，可以就此单独提起诉讼。</w:t>
+      </w:r>
+    </w:p>
+    <w:p>
+      <w:pPr>
+        <w:pStyle w:val="2"/>
+        <w:keepNext w:val="0"/>
+        <w:keepLines w:val="0"/>
+        <w:widowControl/>
+        <w:suppressLineNumbers w:val="0"/>
+        <w:pBdr>
+          <w:top w:val="none" w:color="auto" w:sz="0" w:space="0"/>
+          <w:left w:val="none" w:color="auto" w:sz="0" w:space="0"/>
+          <w:bottom w:val="none" w:color="auto" w:sz="0" w:space="0"/>
+          <w:right w:val="none" w:color="auto" w:sz="0" w:space="0"/>
+        </w:pBdr>
+        <w:shd w:val="clear" w:fill="FFFFFF"/>
+        <w:spacing w:before="0" w:beforeAutospacing="0" w:after="200" w:afterAutospacing="0"/>
+        <w:ind w:left="0" w:right="0" w:firstLine="0"/>
+        <w:rPr>
+          <w:rFonts w:hint="default" w:ascii="Arial" w:hAnsi="Arial" w:eastAsia="Arial" w:cs="Arial"/>
+          <w:i w:val="0"/>
+          <w:iCs w:val="0"/>
+          <w:caps w:val="0"/>
+          <w:color w:val="2F2F2F"/>
+          <w:spacing w:val="0"/>
+          <w:sz w:val="18"/>
+          <w:szCs w:val="18"/>
+        </w:rPr>
+      </w:pPr>
+      <w:r>
+        <w:rPr>
+          <w:rFonts w:hint="default" w:ascii="Arial" w:hAnsi="Arial" w:eastAsia="Arial" w:cs="Arial"/>
+          <w:i w:val="0"/>
+          <w:iCs w:val="0"/>
+          <w:caps w:val="0"/>
+          <w:color w:val="2F2F2F"/>
+          <w:spacing w:val="0"/>
+          <w:sz w:val="18"/>
+          <w:szCs w:val="18"/>
+          <w:shd w:val="clear" w:fill="FFFFFF"/>
+        </w:rPr>
+        <w:t>　　（三）无过错方作为被告的离婚诉讼案件，一审时被告未基于民法典第一千零九十一条规定提出损害赔偿请求，二审期间提出的，人民法院应当进行调解；调解不成的，告知当事人另行起诉。双方当事人同意由第二审人民法院一并审理的，第二审人民法院可以一并裁判。</w:t>
+      </w:r>
+    </w:p>
+    <w:p>
+      <w:pPr>
+        <w:pStyle w:val="2"/>
+        <w:keepNext w:val="0"/>
+        <w:keepLines w:val="0"/>
+        <w:widowControl/>
+        <w:suppressLineNumbers w:val="0"/>
+        <w:pBdr>
+          <w:top w:val="none" w:color="auto" w:sz="0" w:space="0"/>
+          <w:left w:val="none" w:color="auto" w:sz="0" w:space="0"/>
+          <w:bottom w:val="none" w:color="auto" w:sz="0" w:space="0"/>
+          <w:right w:val="none" w:color="auto" w:sz="0" w:space="0"/>
+        </w:pBdr>
+        <w:shd w:val="clear" w:fill="FFFFFF"/>
+        <w:spacing w:before="0" w:beforeAutospacing="0" w:after="200" w:afterAutospacing="0"/>
+        <w:ind w:left="0" w:right="0" w:firstLine="0"/>
+        <w:rPr>
+          <w:rFonts w:hint="default" w:ascii="Arial" w:hAnsi="Arial" w:eastAsia="Arial" w:cs="Arial"/>
+          <w:i w:val="0"/>
+          <w:iCs w:val="0"/>
+          <w:caps w:val="0"/>
+          <w:color w:val="2F2F2F"/>
+          <w:spacing w:val="0"/>
+          <w:sz w:val="18"/>
+          <w:szCs w:val="18"/>
+        </w:rPr>
+      </w:pPr>
+      <w:r>
+        <w:rPr>
+          <w:rFonts w:hint="default" w:ascii="Arial" w:hAnsi="Arial" w:eastAsia="Arial" w:cs="Arial"/>
+          <w:i w:val="0"/>
+          <w:iCs w:val="0"/>
+          <w:caps w:val="0"/>
+          <w:color w:val="2F2F2F"/>
+          <w:spacing w:val="0"/>
+          <w:sz w:val="18"/>
+          <w:szCs w:val="18"/>
+          <w:shd w:val="clear" w:fill="FFFFFF"/>
+        </w:rPr>
+        <w:t>　　第八十九条当事人在婚姻登记机关办理离婚登记手续后，以民法典第一千零九十一条规定为由向人民法院提出损害赔偿请求的，人民法院应当受理。但当事人在协议离婚时已经明确表示放弃该项请求的，人民法院不予支持。</w:t>
+      </w:r>
+    </w:p>
+    <w:p>
+      <w:pPr>
+        <w:pStyle w:val="2"/>
+        <w:keepNext w:val="0"/>
+        <w:keepLines w:val="0"/>
+        <w:widowControl/>
+        <w:suppressLineNumbers w:val="0"/>
+        <w:pBdr>
+          <w:top w:val="none" w:color="auto" w:sz="0" w:space="0"/>
+          <w:left w:val="none" w:color="auto" w:sz="0" w:space="0"/>
+          <w:bottom w:val="none" w:color="auto" w:sz="0" w:space="0"/>
+          <w:right w:val="none" w:color="auto" w:sz="0" w:space="0"/>
+        </w:pBdr>
+        <w:shd w:val="clear" w:fill="FFFFFF"/>
+        <w:spacing w:before="0" w:beforeAutospacing="0" w:after="200" w:afterAutospacing="0"/>
+        <w:ind w:left="0" w:right="0" w:firstLine="0"/>
+        <w:rPr>
+          <w:rFonts w:hint="default" w:ascii="Arial" w:hAnsi="Arial" w:eastAsia="Arial" w:cs="Arial"/>
+          <w:i w:val="0"/>
+          <w:iCs w:val="0"/>
+          <w:caps w:val="0"/>
+          <w:color w:val="2F2F2F"/>
+          <w:spacing w:val="0"/>
+          <w:sz w:val="18"/>
+          <w:szCs w:val="18"/>
+        </w:rPr>
+      </w:pPr>
+      <w:r>
+        <w:rPr>
+          <w:rFonts w:hint="default" w:ascii="Arial" w:hAnsi="Arial" w:eastAsia="Arial" w:cs="Arial"/>
+          <w:i w:val="0"/>
+          <w:iCs w:val="0"/>
+          <w:caps w:val="0"/>
+          <w:color w:val="2F2F2F"/>
+          <w:spacing w:val="0"/>
+          <w:sz w:val="18"/>
+          <w:szCs w:val="18"/>
+          <w:shd w:val="clear" w:fill="FFFFFF"/>
+        </w:rPr>
+        <w:t>　　第九十条夫妻双方均有民法典第一千零九十一条规定的过错情形，一方或者双方向对方提出离婚损害赔偿请求的，人民法院不予支持。</w:t>
+      </w:r>
+    </w:p>
+    <w:p>
+      <w:pPr>
+        <w:pStyle w:val="2"/>
+        <w:keepNext w:val="0"/>
+        <w:keepLines w:val="0"/>
+        <w:widowControl/>
+        <w:suppressLineNumbers w:val="0"/>
+        <w:pBdr>
+          <w:top w:val="none" w:color="auto" w:sz="0" w:space="0"/>
+          <w:left w:val="none" w:color="auto" w:sz="0" w:space="0"/>
+          <w:bottom w:val="none" w:color="auto" w:sz="0" w:space="0"/>
+          <w:right w:val="none" w:color="auto" w:sz="0" w:space="0"/>
+        </w:pBdr>
+        <w:shd w:val="clear" w:fill="FFFFFF"/>
+        <w:spacing w:before="0" w:beforeAutospacing="0" w:after="200" w:afterAutospacing="0"/>
+        <w:ind w:left="0" w:right="0" w:firstLine="0"/>
+        <w:rPr>
+          <w:rFonts w:hint="default" w:ascii="Arial" w:hAnsi="Arial" w:eastAsia="Arial" w:cs="Arial"/>
+          <w:i w:val="0"/>
+          <w:iCs w:val="0"/>
+          <w:caps w:val="0"/>
+          <w:color w:val="2F2F2F"/>
+          <w:spacing w:val="0"/>
+          <w:sz w:val="18"/>
+          <w:szCs w:val="18"/>
+        </w:rPr>
+      </w:pPr>
+      <w:r>
+        <w:rPr>
+          <w:rStyle w:val="5"/>
+          <w:rFonts w:hint="default" w:ascii="Arial" w:hAnsi="Arial" w:eastAsia="Arial" w:cs="Arial"/>
+          <w:i w:val="0"/>
+          <w:iCs w:val="0"/>
+          <w:caps w:val="0"/>
+          <w:color w:val="2F2F2F"/>
+          <w:spacing w:val="0"/>
+          <w:sz w:val="18"/>
+          <w:szCs w:val="18"/>
+          <w:shd w:val="clear" w:fill="FFFFFF"/>
+        </w:rPr>
+        <w:t>　　六、附则</w:t>
+      </w:r>
+    </w:p>
+    <w:p>
+      <w:pPr>
+        <w:pStyle w:val="2"/>
+        <w:keepNext w:val="0"/>
+        <w:keepLines w:val="0"/>
+        <w:widowControl/>
+        <w:suppressLineNumbers w:val="0"/>
+        <w:pBdr>
+          <w:top w:val="none" w:color="auto" w:sz="0" w:space="0"/>
+          <w:left w:val="none" w:color="auto" w:sz="0" w:space="0"/>
+          <w:bottom w:val="none" w:color="auto" w:sz="0" w:space="0"/>
+          <w:right w:val="none" w:color="auto" w:sz="0" w:space="0"/>
+        </w:pBdr>
+        <w:shd w:val="clear" w:fill="FFFFFF"/>
+        <w:spacing w:before="0" w:beforeAutospacing="0" w:after="200" w:afterAutospacing="0"/>
+        <w:ind w:left="0" w:right="0" w:firstLine="0"/>
+      </w:pPr>
+      <w:r>
+        <w:rPr>
+          <w:rFonts w:hint="default" w:ascii="Arial" w:hAnsi="Arial" w:eastAsia="Arial" w:cs="Arial"/>
+          <w:i w:val="0"/>
+          <w:iCs w:val="0"/>
+          <w:caps w:val="0"/>
+          <w:color w:val="2F2F2F"/>
+          <w:spacing w:val="0"/>
+          <w:sz w:val="18"/>
+          <w:szCs w:val="18"/>
+          <w:shd w:val="clear" w:fill="FFFFFF"/>
+        </w:rPr>
+        <w:t>　　第九十一条本解释自2021年1月1日起施行。</w:t>
+      </w:r>
     </w:p>
     <w:sectPr>
       <w:pgSz w:w="11906" w:h="16838"/>
@@ -7449,7 +7561,7 @@
     <w:lsdException w:unhideWhenUsed="0" w:uiPriority="0" w:semiHidden="0" w:name="Document Map"/>
     <w:lsdException w:unhideWhenUsed="0" w:uiPriority="0" w:semiHidden="0" w:name="Plain Text"/>
     <w:lsdException w:unhideWhenUsed="0" w:uiPriority="0" w:semiHidden="0" w:name="E-mail Signature"/>
-    <w:lsdException w:unhideWhenUsed="0" w:uiPriority="0" w:semiHidden="0" w:name="Normal (Web)"/>
+    <w:lsdException w:qFormat="1" w:unhideWhenUsed="0" w:uiPriority="0" w:semiHidden="0" w:name="Normal (Web)"/>
     <w:lsdException w:unhideWhenUsed="0" w:uiPriority="0" w:semiHidden="0" w:name="HTML Acronym"/>
     <w:lsdException w:unhideWhenUsed="0" w:uiPriority="0" w:semiHidden="0" w:name="HTML Address"/>
     <w:lsdException w:unhideWhenUsed="0" w:uiPriority="0" w:semiHidden="0" w:name="HTML Cite"/>
@@ -7645,6 +7757,7 @@
   <w:style w:type="paragraph" w:styleId="2">
     <w:name w:val="Normal (Web)"/>
     <w:basedOn w:val="1"/>
+    <w:qFormat/>
     <w:uiPriority w:val="0"/>
     <w:pPr>
       <w:spacing w:before="0" w:beforeAutospacing="1" w:after="0" w:afterAutospacing="1"/>
